--- a/stem_cell_seasonality/output/CellStemCell_Perspective_InvisibleVariables.docx
+++ b/stem_cell_seasonality/output/CellStemCell_Perspective_InvisibleVariables.docx
@@ -44,7 +44,7 @@
           <w:sz w:val="18"/>
           <w:vertAlign w:val="superscript"/>
         </w:rPr>
-        <w:t>{1,*}</w:t>
+        <w:t>1,*</w:t>
       </w:r>
     </w:p>
     <w:p>
@@ -250,7 +250,19 @@
         <w:rPr>
           <w:sz w:val="22"/>
         </w:rPr>
-        <w:t xml:space="preserve"> but even within a single laboratory using the same cell line and protocol, batch-to-batch variability can be substantial and seemingly stochastic.</w:t>
+        <w:t xml:space="preserve"> but even within a single laboratory using the same cell line and protocol, batch-to-batch variability can be substantial and seemingly stochastic. Meanwhile, culture-acquired genetic variants accumulate over passages, adding another layer of confounding.</w:t>
+      </w:r>
+      <w:r>
+        <w:rPr>
+          <w:sz w:val="18"/>
+          <w:vertAlign w:val="superscript"/>
+        </w:rPr>
+        <w:t>29</w:t>
+      </w:r>
+      <w:r>
+        <w:rPr>
+          <w:sz w:val="22"/>
+        </w:rPr>
       </w:r>
     </w:p>
     <w:p>
@@ -630,7 +642,7 @@
           <w:sz w:val="18"/>
           <w:vertAlign w:val="superscript"/>
         </w:rPr>
-        <w:t>25</w:t>
+        <w:t>25,26</w:t>
       </w:r>
       <w:r>
         <w:rPr>
@@ -656,6 +668,19 @@
           <w:vertAlign w:val="superscript"/>
         </w:rPr>
         <w:t>18,19</w:t>
+      </w:r>
+      <w:r>
+        <w:rPr>
+          <w:sz w:val="22"/>
+        </w:rPr>
+        <w:t xml:space="preserve"> A recent comprehensive review further documents the bidirectional crosstalk between clock components and Wnt, Notch, and Hedgehog pathways in stem cell niches.</w:t>
+      </w:r>
+      <w:r>
+        <w:rPr>
+          <w:sz w:val="18"/>
+          <w:vertAlign w:val="superscript"/>
+        </w:rPr>
+        <w:t>33</w:t>
       </w:r>
       <w:r>
         <w:rPr>

--- a/stem_cell_seasonality/output/CellStemCell_Perspective_InvisibleVariables.docx
+++ b/stem_cell_seasonality/output/CellStemCell_Perspective_InvisibleVariables.docx
@@ -8,7 +8,6 @@
       </w:pPr>
       <w:r>
         <w:rPr>
-          <w:b/>
           <w:color w:val="006699"/>
           <w:sz w:val="24"/>
         </w:rPr>
@@ -17,63 +16,20 @@
     </w:p>
     <w:p>
       <w:pPr>
-        <w:spacing w:after="360" w:before="0" w:line="276" w:lineRule="auto"/>
+        <w:spacing w:after="240" w:before="480" w:line="360" w:lineRule="auto"/>
         <w:jc w:val="both"/>
       </w:pPr>
       <w:r>
         <w:rPr>
           <w:b/>
-          <w:sz w:val="36"/>
+          <w:sz w:val="32"/>
         </w:rPr>
-        <w:t>The Invisible Variables: How Uncontrolled Environmental Factors Shape Pluripotent Stem Cell Differentiation Outcomes</w:t>
+        <w:t>The Invisible Variables: Uncontrolled Environmental Factors in Stem Cell Differentiation and the Fiscal-Year Artifact in Public Databases</w:t>
       </w:r>
     </w:p>
     <w:p>
       <w:pPr>
-        <w:spacing w:after="120" w:before="0" w:line="276" w:lineRule="auto"/>
-        <w:jc w:val="both"/>
-      </w:pPr>
-      <w:r>
-        <w:rPr>
-          <w:sz w:val="24"/>
-        </w:rPr>
-        <w:t>Tatsuki Onishi</w:t>
-      </w:r>
-      <w:r>
-        <w:rPr>
-          <w:sz w:val="18"/>
-          <w:vertAlign w:val="superscript"/>
-        </w:rPr>
-        <w:t>{1,*}</w:t>
-      </w:r>
-    </w:p>
-    <w:p>
-      <w:pPr>
-        <w:spacing w:after="60" w:before="0" w:line="276" w:lineRule="auto"/>
-        <w:jc w:val="both"/>
-      </w:pPr>
-      <w:r>
-        <w:rPr>
-          <w:sz w:val="22"/>
-        </w:rPr>
-      </w:r>
-      <w:r>
-        <w:rPr>
-          <w:sz w:val="18"/>
-          <w:vertAlign w:val="superscript"/>
-        </w:rPr>
-        <w:t>1</w:t>
-      </w:r>
-      <w:r>
-        <w:rPr>
-          <w:sz w:val="22"/>
-        </w:rPr>
-        <w:t>[Affiliation to be added]</w:t>
-      </w:r>
-    </w:p>
-    <w:p>
-      <w:pPr>
-        <w:spacing w:after="360" w:before="0" w:line="276" w:lineRule="auto"/>
+        <w:spacing w:after="480" w:before="0" w:line="360" w:lineRule="auto"/>
         <w:jc w:val="both"/>
       </w:pPr>
       <w:r>
@@ -81,7 +37,7 @@
           <w:i/>
           <w:sz w:val="20"/>
         </w:rPr>
-        <w:t>*Correspondence: [email to be added]</w:t>
+        <w:t>[Author names and affiliations to be added]</w:t>
       </w:r>
     </w:p>
     <w:p>
@@ -98,69 +54,72 @@
     <w:p>
       <w:pPr>
         <w:pStyle w:val="ListBullet"/>
+        <w:spacing w:after="120" w:before="0" w:line="276" w:lineRule="auto"/>
+        <w:jc w:val="both"/>
       </w:pPr>
       <w:r>
         <w:rPr>
           <w:sz w:val="20"/>
         </w:rPr>
-        <w:t>Stem cell labs control temperature and CO2 but neglect humidity, light, and EMF</w:t>
+        <w:t>PSCs are several-fold more sensitive to environmental perturbations than somatic cells</w:t>
       </w:r>
     </w:p>
     <w:p>
       <w:pPr>
         <w:pStyle w:val="ListBullet"/>
+        <w:spacing w:after="120" w:before="0" w:line="276" w:lineRule="auto"/>
+        <w:jc w:val="both"/>
       </w:pPr>
       <w:r>
         <w:rPr>
           <w:sz w:val="20"/>
         </w:rPr>
-        <w:t>IVF data show 30% better outcomes from summer-collected oocytes globally</w:t>
+        <w:t>Humidity, VOCs, light, and EMF remain unmonitored in most stem cell laboratories</w:t>
       </w:r>
     </w:p>
     <w:p>
       <w:pPr>
         <w:pStyle w:val="ListBullet"/>
+        <w:spacing w:after="120" w:before="0" w:line="276" w:lineRule="auto"/>
+        <w:jc w:val="both"/>
       </w:pPr>
       <w:r>
         <w:rPr>
           <w:sz w:val="20"/>
         </w:rPr>
-        <w:t>Circadian gene CRY1 links environmental light cycles to reprogramming</w:t>
+        <w:t>GEO database seasonality is a Japan fiscal-year artifact, not a biological signal</w:t>
       </w:r>
     </w:p>
     <w:p>
       <w:pPr>
         <w:pStyle w:val="ListBullet"/>
+        <w:spacing w:after="120" w:before="0" w:line="276" w:lineRule="auto"/>
+        <w:jc w:val="both"/>
       </w:pPr>
       <w:r>
         <w:rPr>
           <w:sz w:val="20"/>
         </w:rPr>
-        <w:t>Systematic environmental profiling could transform differentiation protocols</w:t>
+        <w:t>Prospective multi-parameter environmental monitoring is urgently needed</w:t>
       </w:r>
     </w:p>
     <w:p>
       <w:pPr>
-        <w:pStyle w:val="Heading2"/>
-      </w:pPr>
-      <w:r>
-        <w:rPr>
-          <w:color w:val="000000"/>
-        </w:rPr>
-        <w:t>eTOC Blurb</w:t>
-      </w:r>
-    </w:p>
-    <w:p>
-      <w:pPr>
-        <w:spacing w:after="240" w:before="0" w:line="276" w:lineRule="auto"/>
+        <w:spacing w:after="120" w:before="240" w:line="360" w:lineRule="auto"/>
         <w:jc w:val="both"/>
       </w:pPr>
       <w:r>
         <w:rPr>
-          <w:i/>
+          <w:b/>
           <w:sz w:val="20"/>
         </w:rPr>
-        <w:t>Onishi argues that uncontrolled environmental variables—humidity, photoperiod, volatile organic compounds, electromagnetic fields, and cosmic radiation—exhibit seasonal patterns that may systematically bias pluripotent stem cell differentiation outcomes. Drawing on IVF data, circadian biology, and environmental monitoring studies, this Perspective proposes a framework for cataloguing and controlling these hidden variables to improve reproducibility in stem cell research.</w:t>
+        <w:t xml:space="preserve">eTOC blurb: </w:t>
+      </w:r>
+      <w:r>
+        <w:rPr>
+          <w:sz w:val="20"/>
+        </w:rPr>
+        <w:t>This Perspective argues that pluripotent stem cell laboratories control temperature and CO2 but leave multiple environment variables unmonitored. Analysis of 6,101 GEO datasets reveals that apparent seasonality in stem cell research output is driven by Japan's fiscal year-end, not biology. The authors propose systematic environmental profiling to improve differentiation reproducibility.</w:t>
       </w:r>
     </w:p>
     <w:p>
@@ -183,12 +142,7 @@
         <w:rPr>
           <w:sz w:val="22"/>
         </w:rPr>
-        <w:t>Despite decades of progress in directed differentiation of human pluripotent stem cells (PSCs), reproducibility remains a persistent challenge. Inter-laboratory variability is widely documented but poorly understood, with most investigations focusing on genetic background, passage number, and protocol differences. Here, I argue that a critical class of explanatory variables has been systematically overlooked: environmental factors that fluctuate seasonally yet remain uncontrolled in standard cell culture facilities. These include laboratory humidity, ambient photoperiod, volatile organic compounds, extremely low-frequency electromagnetic fields, barometric pressure, and background ionizing radiation. Evidence from assisted reproduction—where summer-collected oocytes yield 30% higher live birth rates—and from circadian biology—where the clock gene CRY1 directly regulates reprogramming efficiency—converges to suggest that these "invisible variables" may constitute a significant and correctable source of noise. I propose a systematic framework for environmental profiling of stem cell facilities and outline data-driven strategies to identify and control the most impactful factors.</w:t>
-      </w:r>
-    </w:p>
-    <w:p>
-      <w:r>
-        <w:br w:type="page"/>
+        <w:t>Despite stringent control of temperature and CO2, pluripotent stem cell (PSC) differentiation remains plagued by unexplained batch-to-batch variability. Here we argue that multiple environmental variables—humidity, volatile organic compounds, ambient light, and electromagnetic fields—remain unmonitored in most laboratories and may constitute controllable sources of variation. We present evidence that PSCs are uniquely vulnerable to such perturbations: iPSCs show several-fold greater chemical sensitivity than somatic cells, and 30 minutes of osmotic stress suffices to alter chromatin state and accelerate differentiation. To test whether seasonal environmental variation leaves a detectable footprint in research output, we analyzed 6,101 GEO PSC datasets. A natural experiment using geographic variation in academic year starts reveals that the apparent March peak is an institutional artifact of Japan's fiscal year-end, not a biological signal. We propose that prospective multi-parameter environmental monitoring—not database mining—is the path to identifying which invisible variables matter.</w:t>
       </w:r>
     </w:p>
     <w:p>
@@ -199,7 +153,7 @@
         <w:rPr>
           <w:color w:val="000000"/>
         </w:rPr>
-        <w:t>The Reproducibility Paradox in PSC Differentiation</w:t>
+        <w:t>The Reproducibility Crisis Has an Environmental Blind Spot</w:t>
       </w:r>
     </w:p>
     <w:p>
@@ -211,46 +165,33 @@
         <w:rPr>
           <w:sz w:val="22"/>
         </w:rPr>
-        <w:t>The promise of pluripotent stem cell (PSC) technology—from disease modeling to cell replacement therapy—rests on the assumption that differentiation protocols can be standardized and reliably reproduced.</w:t>
+        <w:t>Pluripotent stem cell (PSC)-derived therapies are advancing rapidly toward clinical application, with over 115 trials and 1,200 patients dosed as of 2024.</w:t>
       </w:r>
       <w:r>
         <w:rPr>
           <w:sz w:val="18"/>
           <w:vertAlign w:val="superscript"/>
         </w:rPr>
-        <w:t>1,2</w:t>
+        <w:t>23</w:t>
       </w:r>
       <w:r>
         <w:rPr>
           <w:sz w:val="22"/>
         </w:rPr>
-        <w:t xml:space="preserve"> Yet the field's dirty secret is that they often cannot. A landmark multi-site study of iPSC-derived cortical neuron differentiation found that the laboratory of origin explained 40–60% of the total variance in gene expression, dwarfing the contribution of genetic background.</w:t>
+        <w:t xml:space="preserve"> Yet differentiation protocols remain notoriously variable across laboratories and even between batches within a single group.</w:t>
       </w:r>
       <w:r>
         <w:rPr>
           <w:sz w:val="18"/>
           <w:vertAlign w:val="superscript"/>
         </w:rPr>
-        <w:t>3</w:t>
+        <w:t>1-4</w:t>
       </w:r>
       <w:r>
         <w:rPr>
           <w:sz w:val="22"/>
         </w:rPr>
-        <w:t xml:space="preserve"> Guidelines for reducing iPSC variability have focused on donor selection, passage control, and protocol standardization,</w:t>
-      </w:r>
-      <w:r>
-        <w:rPr>
-          <w:sz w:val="18"/>
-          <w:vertAlign w:val="superscript"/>
-        </w:rPr>
-        <w:t>4,5</w:t>
-      </w:r>
-      <w:r>
-        <w:rPr>
-          <w:sz w:val="22"/>
-        </w:rPr>
-        <w:t xml:space="preserve"> but even within a single laboratory using the same cell line and protocol, batch-to-batch variability can be substantial and seemingly stochastic.</w:t>
+        <w:t xml:space="preserve"> The field has invested enormously in optimizing controllable recipe variables—growth factors, small molecules, extracellular matrices, and timing—while largely ignoring the kitchen in which these recipes are executed.</w:t>
       </w:r>
     </w:p>
     <w:p>
@@ -262,18 +203,7 @@
         <w:rPr>
           <w:sz w:val="22"/>
         </w:rPr>
-        <w:t>What if this "stochastic" variation is not random at all, but instead reflects the influence of environmental variables that laboratories neither measure nor control? In this Perspective, I catalogue the environmental factors that exhibit seasonal periodicity, review the evidence that they affect cellular behavior, and argue that their systematic control represents a largely untapped opportunity to improve reproducibility in PSC-based research and manufacturing.</w:t>
-      </w:r>
-    </w:p>
-    <w:p>
-      <w:pPr>
-        <w:pStyle w:val="Heading2"/>
-      </w:pPr>
-      <w:r>
-        <w:rPr>
-          <w:color w:val="000000"/>
-        </w:rPr>
-        <w:t>From Artisanal Bakeries to Cell Factories: A Lesson in Environmental Control</w:t>
+        <w:t>Consider an analogy from artisanal baking. For decades, bread quality varied unpredictably between batches until industrial bakeries recognized that controlling only oven temperature was insufficient; ambient humidity, dough temperature during proofing, and air quality were equally critical. Today's PSC laboratory resembles the pre-industrial bakery: we control incubator temperature (37°C) and CO2 (5%) but leave humidity, volatile organic compounds (VOCs), ambient light, electromagnetic fields (EMF), and barometric pressure entirely unmonitored. This Perspective argues that these 'invisible variables' may constitute a significant and correctable source of differentiation variability.</w:t>
       </w:r>
     </w:p>
     <w:p>
@@ -285,7 +215,20 @@
         <w:rPr>
           <w:sz w:val="22"/>
         </w:rPr>
-        <w:t>An illuminating parallel exists in the history of industrial baking. Traditional bakeries were artisanal operations where bread quality depended on the craftsman's intuition—adjusting hydration, kneading time, and proofing duration based on the day's feel. The revolution came when industrial bakery chains recognized that the key to consistent product quality lay not in better recipes but in environmental control: temperature, humidity, and airflow in proofing chambers were precisely regulated, enabling unskilled operators to produce consistent results using standardized protocols. The "recipe" did not change; the environment did.</w:t>
+        <w:t>The scale of the problem is not trivial. Multi-site reproducibility studies consistently report substantial inter-laboratory variation in PSC differentiation outcomes even when nominally identical protocols are followed.</w:t>
+      </w:r>
+      <w:r>
+        <w:rPr>
+          <w:sz w:val="18"/>
+          <w:vertAlign w:val="superscript"/>
+        </w:rPr>
+        <w:t>2</w:t>
+      </w:r>
+      <w:r>
+        <w:rPr>
+          <w:sz w:val="22"/>
+        </w:rPr>
+        <w:t xml:space="preserve"> Volpato et al. found that laboratory-of-origin was the dominant source of variance in iPSC-derived neuron transcriptomes, exceeding the effect of genetic background or differentiation batch. Current explanations invoke differences in operator technique, reagent lots, and passage number—but these account for only a fraction of the observed variance. We propose that uncontrolled environmental differences between laboratories constitute a missing explanatory variable.</w:t>
       </w:r>
     </w:p>
     <w:p>
@@ -297,7 +240,33 @@
         <w:rPr>
           <w:sz w:val="22"/>
         </w:rPr>
-        <w:t>Today's stem cell laboratories find themselves at a similar inflection point. A typical cell culture facility controls exactly two environmental parameters: incubator temperature (37°C) and CO2 concentration (5%). Everything else—humidity, ambient light, electromagnetic fields, air quality, barometric pressure—is left to the mercy of the building, the season, and the weather. For robust cell lines grown in short-term culture, this may be inconsequential. But for PSC differentiation—a process that unfolds over days to weeks, involves delicate signaling cascades, and requires cells to traverse multiple fate decisions—the accumulated impact of these uncontrolled variables may be far from negligible.</w:t>
+        <w:t>This proposal is neither speculative nor unprecedented. The IVF field underwent a parallel revolution when it recognized that air quality in embryology laboratories was a major determinant of blastocyst formation rates.</w:t>
+      </w:r>
+      <w:r>
+        <w:rPr>
+          <w:sz w:val="18"/>
+          <w:vertAlign w:val="superscript"/>
+        </w:rPr>
+        <w:t>9,10</w:t>
+      </w:r>
+      <w:r>
+        <w:rPr>
+          <w:sz w:val="22"/>
+        </w:rPr>
+        <w:t xml:space="preserve"> Prior to this insight, unexplained clinic-to-clinic variation in IVF success rates was attributed to operator skill and patient selection; after implementing VOC filtration and environmental controls, many laboratories saw 10–20% improvements in outcomes.</w:t>
+      </w:r>
+      <w:r>
+        <w:rPr>
+          <w:sz w:val="18"/>
+          <w:vertAlign w:val="superscript"/>
+        </w:rPr>
+        <w:t>10</w:t>
+      </w:r>
+      <w:r>
+        <w:rPr>
+          <w:sz w:val="22"/>
+        </w:rPr>
+        <w:t xml:space="preserve"> We argue that the PSC field is at a similar inflection point, with the added advantage that modern IoT sensor technology makes comprehensive environmental monitoring far cheaper and easier than it was for IVF laboratories two decades ago.</w:t>
       </w:r>
     </w:p>
     <w:p>
@@ -308,7 +277,7 @@
         <w:rPr>
           <w:color w:val="000000"/>
         </w:rPr>
-        <w:t>Seasonality in Embryo Development: Evidence from Assisted Reproduction</w:t>
+        <w:t>Why Pluripotent Stem Cells Are Uniquely Vulnerable</w:t>
       </w:r>
     </w:p>
     <w:p>
@@ -320,7 +289,44 @@
         <w:rPr>
           <w:sz w:val="22"/>
         </w:rPr>
-        <w:t>The most compelling evidence that seasonality affects early cell fate decisions comes not from stem cell biology but from assisted reproduction. In a pivotal 1992 study, Suzuki and colleagues demonstrated that mouse preimplantation embryos cultured in vitro during the summer months exhibited a pronounced "two-cell block"—a developmental arrest at the two-cell stage—that was absent in winter.</w:t>
+        <w:t>The premise that uncontrolled environmental factors could meaningfully affect PSC differentiation—while being negligible for established cell lines—requires justification. Several lines of evidence support this claim.</w:t>
+      </w:r>
+    </w:p>
+    <w:p>
+      <w:pPr>
+        <w:spacing w:after="120" w:before="0" w:line="360" w:lineRule="auto"/>
+        <w:jc w:val="both"/>
+      </w:pPr>
+      <w:r>
+        <w:rPr>
+          <w:sz w:val="22"/>
+        </w:rPr>
+        <w:t>First, PSCs display markedly greater chemical sensitivity than differentiated cells. Panina et al.</w:t>
+      </w:r>
+      <w:r>
+        <w:rPr>
+          <w:sz w:val="18"/>
+          <w:vertAlign w:val="superscript"/>
+        </w:rPr>
+        <w:t>5</w:t>
+      </w:r>
+      <w:r>
+        <w:rPr>
+          <w:sz w:val="22"/>
+        </w:rPr>
+        <w:t xml:space="preserve"> demonstrated that human iPS cells are approximately 1.5-fold more sensitive to drug exposure than ES cells, and both are several-fold less resistant than non-pluripotent cell types. Critically, naive-state induction—pushing cells toward a more primitive pluripotent state—further increased sensitivity, establishing a gradient: the more undifferentiated the cell, the more vulnerable it is to environmental perturbation.</w:t>
+      </w:r>
+    </w:p>
+    <w:p>
+      <w:pPr>
+        <w:spacing w:after="120" w:before="0" w:line="360" w:lineRule="auto"/>
+        <w:jc w:val="both"/>
+      </w:pPr>
+      <w:r>
+        <w:rPr>
+          <w:sz w:val="22"/>
+        </w:rPr>
+        <w:t>Second, osmotic perturbations of surprisingly small magnitude can gate cell fate transitions. Nai et al.</w:t>
       </w:r>
       <w:r>
         <w:rPr>
@@ -333,7 +339,7 @@
         <w:rPr>
           <w:sz w:val="22"/>
         </w:rPr>
-        <w:t xml:space="preserve"> Cleavage from the two-cell to the four-cell stage was also significantly delayed in summer. These experiments were conducted under standard laboratory conditions with controlled incubator temperature, implicating uncontrolled environmental variables as the causal agents.</w:t>
+        <w:t xml:space="preserve"> showed that just 30 minutes of hyperosmotic stress in human iPSCs—in the absence of pluripotency factors—was sufficient to remodel chromatin architecture, increase nucleoplasmic viscosity, and accelerate spontaneous ectodermal differentiation. They propose that 'mechano-osmotic reprogramming of the nuclear environment tunes differentiation efficiency by lowering the energy barrier for cell fate transitions.' This finding has immediate implications for humidity control: during biosafety cabinet work, culture medium evaporates at rates determined by ambient humidity, producing osmolarity increases that could cross the threshold identified by Nai et al.</w:t>
       </w:r>
     </w:p>
     <w:p>
@@ -345,7 +351,131 @@
         <w:rPr>
           <w:sz w:val="22"/>
         </w:rPr>
-        <w:t>In human assisted reproduction, seasonality has been investigated more extensively. A large Australian retrospective study (n = 3,659 frozen embryo transfers) found that oocytes retrieved in summer yielded a 30% increase in live birth rates compared to those retrieved in autumn (OR ~1.30), and that this effect correlated with sunshine duration at the time of retrieval.</w:t>
+        <w:t>Third, PSCs depend on circadian clock components in a non-canonical manner. CRY1 is dramatically upregulated in iPSCs and ESCs compared to somatic cells, and its deletion impairs self-renewal and disrupts differentiation.</w:t>
+      </w:r>
+      <w:r>
+        <w:rPr>
+          <w:sz w:val="18"/>
+          <w:vertAlign w:val="superscript"/>
+        </w:rPr>
+        <w:t>12</w:t>
+      </w:r>
+      <w:r>
+        <w:rPr>
+          <w:sz w:val="22"/>
+        </w:rPr>
+        <w:t xml:space="preserve"> BMAL1 coordinates energy metabolism and differentiation independently of circadian oscillation, which is suppressed in pluripotent cells.</w:t>
+      </w:r>
+      <w:r>
+        <w:rPr>
+          <w:sz w:val="18"/>
+          <w:vertAlign w:val="superscript"/>
+        </w:rPr>
+        <w:t>13</w:t>
+      </w:r>
+      <w:r>
+        <w:rPr>
+          <w:sz w:val="22"/>
+        </w:rPr>
+        <w:t xml:space="preserve"> This architecture—dependence on clock molecules without functional clock oscillation—may render PSCs vulnerable to external zeitgeber inputs (e.g., ambient light leaking into incubators or biosafety cabinets) that would not perturb differentiated cells with intact circadian buffering.</w:t>
+      </w:r>
+    </w:p>
+    <w:p>
+      <w:pPr>
+        <w:spacing w:after="120" w:before="0" w:line="360" w:lineRule="auto"/>
+        <w:jc w:val="both"/>
+      </w:pPr>
+      <w:r>
+        <w:rPr>
+          <w:sz w:val="22"/>
+        </w:rPr>
+        <w:t>Fourth, airborne pollutants affect PSCs at concentrations that leave somatic cells unharmed. Fine particulate matter (PM2.5) downregulates pluripotency markers (NANOG, OCT4) in human ESCs through ROS-mediated AKT/ERK signaling.</w:t>
+      </w:r>
+      <w:r>
+        <w:rPr>
+          <w:sz w:val="18"/>
+          <w:vertAlign w:val="superscript"/>
+        </w:rPr>
+        <w:t>11</w:t>
+      </w:r>
+      <w:r>
+        <w:rPr>
+          <w:sz w:val="22"/>
+        </w:rPr>
+        <w:t xml:space="preserve"> In IVF laboratories, real-time VOC monitoring revealed that even low concentrations linearly predicted decreased blastocyst quality, and reducing VOCs increased blastocyst formation by 18% and live birth rates by 8%.</w:t>
+      </w:r>
+      <w:r>
+        <w:rPr>
+          <w:sz w:val="18"/>
+          <w:vertAlign w:val="superscript"/>
+        </w:rPr>
+        <w:t>9,10</w:t>
+      </w:r>
+      <w:r>
+        <w:rPr>
+          <w:sz w:val="22"/>
+        </w:rPr>
+        <w:t xml:space="preserve"> Importantly, the effect was specific to fresh embryos—frozen embryos were unaffected—indicating that early-stage cells are selectively vulnerable.</w:t>
+      </w:r>
+    </w:p>
+    <w:p>
+      <w:pPr>
+        <w:spacing w:after="120" w:before="0" w:line="360" w:lineRule="auto"/>
+        <w:jc w:val="both"/>
+      </w:pPr>
+      <w:r>
+        <w:rPr>
+          <w:sz w:val="22"/>
+        </w:rPr>
+        <w:t>Fifth, osmolarity modulation through hyperosmotic culture drives NF-κB and WNT signaling-dependent cell cycle exit and maturation in iPSC-derived cells.</w:t>
+      </w:r>
+      <w:r>
+        <w:rPr>
+          <w:sz w:val="18"/>
+          <w:vertAlign w:val="superscript"/>
+        </w:rPr>
+        <w:t>26</w:t>
+      </w:r>
+      <w:r>
+        <w:rPr>
+          <w:sz w:val="22"/>
+        </w:rPr>
+        <w:t xml:space="preserve"> This means that osmolarity changes of physiological magnitude—such as those caused by medium evaporation during cabinet work—are not merely stress events but active differentiation signals that can override intended protocol cues. The key point is not that any single perturbation is catastrophic, but that PSCs sit at an energetically shallow decision landscape where subtle environmental shifts can tip the balance between self-renewal and lineage commitment.</w:t>
+      </w:r>
+    </w:p>
+    <w:p>
+      <w:pPr>
+        <w:spacing w:after="120" w:before="0" w:line="360" w:lineRule="auto"/>
+        <w:jc w:val="both"/>
+      </w:pPr>
+      <w:r>
+        <w:rPr>
+          <w:sz w:val="22"/>
+        </w:rPr>
+        <w:t>Together, these findings establish a coherent picture: PSCs are intrinsically more sensitive to environmental perturbation than differentiated cells because of their open chromatin state, rapid proliferation, dependence on clock-associated proteins, and susceptibility to osmotic gating of fate decisions. What is unknown is the real-world magnitude of these effects in working laboratories. This gap exists not because the question is unanswerable, but because no one has yet systematically measured the relevant variables alongside differentiation outcomes.</w:t>
+      </w:r>
+    </w:p>
+    <w:p>
+      <w:pPr>
+        <w:pStyle w:val="Heading2"/>
+      </w:pPr>
+      <w:r>
+        <w:rPr>
+          <w:color w:val="000000"/>
+        </w:rPr>
+        <w:t>A Catalogue of Uncontrolled Environmental Variables</w:t>
+      </w:r>
+    </w:p>
+    <w:p>
+      <w:pPr>
+        <w:spacing w:after="120" w:before="0" w:line="360" w:lineRule="auto"/>
+        <w:jc w:val="both"/>
+      </w:pPr>
+      <w:r>
+        <w:rPr>
+          <w:sz w:val="22"/>
+        </w:rPr>
+        <w:t>A comprehensive environmental assessment of a Japanese cell-processing facility revealed that while temperature was maintained constant year-round, humidity tracked outdoor seasonal patterns, peaking in summer and reaching troughs in winter.</w:t>
       </w:r>
       <w:r>
         <w:rPr>
@@ -358,7 +488,7 @@
         <w:rPr>
           <w:sz w:val="22"/>
         </w:rPr>
-        <w:t xml:space="preserve"> Critically, the season at embryo transfer had no effect—the seasonal imprint was determined at the point of oocyte collection, suggesting an effect on gamete quality rather than uterine receptivity. Studies from China have similarly reported higher clinical pregnancy rates in spring and summer, with a non-linear temperature optimum around 26–30°C.</w:t>
+        <w:t xml:space="preserve"> Bacterial and fungal contamination rates were significantly elevated at humidity above 55%. The authors noted that humidity control equipment 'is expensive and usually not set up in academic institutions.' Industry guidelines confirm that seasonal transitions substantially increase microbial contamination risk.</w:t>
       </w:r>
       <w:r>
         <w:rPr>
@@ -366,19 +496,6 @@
           <w:vertAlign w:val="superscript"/>
         </w:rPr>
         <w:t>8</w:t>
-      </w:r>
-      <w:r>
-        <w:rPr>
-          <w:sz w:val="22"/>
-        </w:rPr>
-        <w:t xml:space="preserve"> Time-lapse imaging of embryos in a Brazilian cohort revealed faster morphokinetic development and higher blastocyst quality in summer-conceived embryos.</w:t>
-      </w:r>
-      <w:r>
-        <w:rPr>
-          <w:sz w:val="18"/>
-          <w:vertAlign w:val="superscript"/>
-        </w:rPr>
-        <w:t>9</w:t>
       </w:r>
       <w:r>
         <w:rPr>
@@ -395,173 +512,33 @@
         <w:rPr>
           <w:sz w:val="22"/>
         </w:rPr>
-        <w:t>Importantly, the Australian data come from the Southern Hemisphere, where summer spans December–February—six months out of phase with the Northern Hemisphere. Brazilian data from Curitiba (latitude 25°S) show the same summer-favorable pattern.</w:t>
+        <w:t>VOC concentrations in laboratories are determined by building materials, disinfectants, and HVAC systems, with off-gassing rates that are strongly temperature- and humidity-dependent—introducing a seasonal component.</w:t>
       </w:r>
       <w:r>
         <w:rPr>
           <w:sz w:val="18"/>
           <w:vertAlign w:val="superscript"/>
         </w:rPr>
-        <w:t>31</w:t>
+        <w:t>9,10</w:t>
       </w:r>
       <w:r>
         <w:rPr>
           <w:sz w:val="22"/>
         </w:rPr>
-        <w:t xml:space="preserve"> The phase inversion between hemispheres argues against calendar-fixed confounders (e.g., holidays, reagent lot changes) and instead implicates geophysically determined variables such as photoperiod or temperature. A recent meta-analysis of fresh embryo transfers, however, found minimal overall seasonal effects,</w:t>
+        <w:t xml:space="preserve"> Ambient light exposure occurs during every biosafety cabinet manipulation, with duration and intensity varying by laboratory design and season (longer daylight hours in summer). Given CRY1's role in maintaining pluripotency,</w:t>
       </w:r>
       <w:r>
         <w:rPr>
           <w:sz w:val="18"/>
           <w:vertAlign w:val="superscript"/>
         </w:rPr>
-        <w:t>32</w:t>
+        <w:t>12</w:t>
       </w:r>
       <w:r>
         <w:rPr>
           <w:sz w:val="22"/>
         </w:rPr>
-        <w:t xml:space="preserve"> suggesting that the impact may be specific to oocyte/embryo quality rather than to post-transfer factors—a distinction highly relevant to the PSC differentiation context.</w:t>
-      </w:r>
-    </w:p>
-    <w:p>
-      <w:pPr>
-        <w:spacing w:after="120" w:before="0" w:line="360" w:lineRule="auto"/>
-        <w:jc w:val="both"/>
-      </w:pPr>
-      <w:r>
-        <w:rPr>
-          <w:sz w:val="22"/>
-        </w:rPr>
-        <w:t>Figure 1 summarizes the controlled and uncontrolled environmental variables in a typical PSC culture facility and their seasonal variation patterns.</w:t>
-      </w:r>
-    </w:p>
-    <w:p>
-      <w:pPr>
-        <w:spacing w:after="120" w:before="240" w:line="276" w:lineRule="auto"/>
-        <w:jc w:val="both"/>
-      </w:pPr>
-      <w:r>
-        <w:rPr>
-          <w:b/>
-          <w:color w:val="969696"/>
-        </w:rPr>
-        <w:t>[FIGURE 1 PLACEHOLDER — see separate PPTX file]</w:t>
-      </w:r>
-    </w:p>
-    <w:p>
-      <w:pPr>
-        <w:spacing w:after="240" w:before="0" w:line="276" w:lineRule="auto"/>
-        <w:jc w:val="both"/>
-      </w:pPr>
-      <w:r>
-        <w:rPr>
-          <w:b/>
-          <w:sz w:val="20"/>
-        </w:rPr>
-        <w:t xml:space="preserve">Figure 1. The environmental iceberg of stem cell culture. </w:t>
-      </w:r>
-      <w:r>
-        <w:rPr>
-          <w:sz w:val="20"/>
-        </w:rPr>
-        <w:t>Standard cell culture facilities control temperature and CO2 (above the waterline) but leave numerous environmental variables unmonitored (below the waterline). These "invisible variables" include laboratory humidity, ambient light exposure, volatile organic compounds (VOCs), extremely low-frequency electromagnetic fields (ELF-EMF), barometric pressure, background ionizing radiation, water quality (endotoxins, total organic carbon), and vibration. Each of these exhibits characteristic seasonal variation influenced by latitude, with Northern and Southern Hemisphere patterns phase-inverted for solar-driven variables but synchronous for geomagnetic variables. The relative effect sizes remain to be determined.</w:t>
-      </w:r>
-    </w:p>
-    <w:p>
-      <w:pPr>
-        <w:pStyle w:val="Heading2"/>
-      </w:pPr>
-      <w:r>
-        <w:rPr>
-          <w:color w:val="000000"/>
-        </w:rPr>
-        <w:t>A Catalogue of Uncontrolled Environmental Variables</w:t>
-      </w:r>
-    </w:p>
-    <w:p>
-      <w:pPr>
-        <w:pStyle w:val="Heading3"/>
-      </w:pPr>
-      <w:r>
-        <w:rPr>
-          <w:color w:val="000000"/>
-        </w:rPr>
-        <w:t>Humidity</w:t>
-      </w:r>
-    </w:p>
-    <w:p>
-      <w:pPr>
-        <w:spacing w:after="120" w:before="0" w:line="360" w:lineRule="auto"/>
-        <w:jc w:val="both"/>
-      </w:pPr>
-      <w:r>
-        <w:rPr>
-          <w:sz w:val="22"/>
-        </w:rPr>
-        <w:t>A comprehensive environmental assessment of a Japanese cell-processing facility revealed that while temperature was maintained constant year-round, humidity in Grade B–D clean rooms tracked outdoor seasonal patterns, with peaks in summer and troughs in winter.</w:t>
-      </w:r>
-      <w:r>
-        <w:rPr>
-          <w:sz w:val="18"/>
-          <w:vertAlign w:val="superscript"/>
-        </w:rPr>
-        <w:t>10</w:t>
-      </w:r>
-      <w:r>
-        <w:rPr>
-          <w:sz w:val="22"/>
-        </w:rPr>
-        <w:t xml:space="preserve"> The study found significantly higher bacterial and fungal colony detection rates at humidity levels above 55%. Critically, the authors noted that humidity control equipment "is expensive and usually not set up in academic institutions." Industry guidelines confirm that seasonal transitions—particularly the spring-to-summer period—substantially increase microbial contamination risk in cell culture.</w:t>
-      </w:r>
-      <w:r>
-        <w:rPr>
-          <w:sz w:val="18"/>
-          <w:vertAlign w:val="superscript"/>
-        </w:rPr>
-        <w:t>11,12</w:t>
-      </w:r>
-      <w:r>
-        <w:rPr>
-          <w:sz w:val="22"/>
-        </w:rPr>
-        <w:t xml:space="preserve"> For PSC differentiation protocols spanning 7–30 days, even brief contamination episodes can silently alter differentiation trajectories through inflammatory signaling (e.g., endotoxin-mediated NF-κB activation) long before overt contamination is detected.</w:t>
-      </w:r>
-    </w:p>
-    <w:p>
-      <w:pPr>
-        <w:pStyle w:val="Heading3"/>
-      </w:pPr>
-      <w:r>
-        <w:rPr>
-          <w:color w:val="000000"/>
-        </w:rPr>
-        <w:t>Volatile Organic Compounds</w:t>
-      </w:r>
-    </w:p>
-    <w:p>
-      <w:pPr>
-        <w:spacing w:after="120" w:before="0" w:line="360" w:lineRule="auto"/>
-        <w:jc w:val="both"/>
-      </w:pPr>
-      <w:r>
-        <w:rPr>
-          <w:sz w:val="22"/>
-        </w:rPr>
-        <w:t>Real-time monitoring of an IVF laboratory demonstrated that even low concentrations of volatile organic compounds (VOCs) were linearly associated with decreased early cleavage, decreased compaction, increased embryo asymmetry, and decreased trophectoderm quality.</w:t>
-      </w:r>
-      <w:r>
-        <w:rPr>
-          <w:sz w:val="18"/>
-          <w:vertAlign w:val="superscript"/>
-        </w:rPr>
-        <w:t>13</w:t>
-      </w:r>
-      <w:r>
-        <w:rPr>
-          <w:sz w:val="22"/>
-        </w:rPr>
-        <w:t xml:space="preserve"> Peak formaldehyde concentrations negatively predicted pregnancy rates in both fresh and frozen transfers. VOC concentrations peaked during working hours and fell at night and on weekends. Building materials, disinfectants, and HVAC systems are the primary sources of laboratory VOCs,</w:t>
+        <w:t xml:space="preserve"> even brief light exposure during passage or feeding could introduce stochastic variation in differentiation priming. Electromagnetic fields from incubator heaters, freezer compressors, and building wiring (50/60 Hz) have been shown to alter gene expression in mouse ESCs,</w:t>
       </w:r>
       <w:r>
         <w:rPr>
@@ -574,18 +551,7 @@
         <w:rPr>
           <w:sz w:val="22"/>
         </w:rPr>
-        <w:t xml:space="preserve"> and their off-gassing rates are strongly temperature- and humidity-dependent, introducing a seasonal component that tracks both outdoor climate and indoor HVAC cycling patterns.</w:t>
-      </w:r>
-    </w:p>
-    <w:p>
-      <w:pPr>
-        <w:pStyle w:val="Heading3"/>
-      </w:pPr>
-      <w:r>
-        <w:rPr>
-          <w:color w:val="000000"/>
-        </w:rPr>
-        <w:t>Ambient Light and Photoperiod</w:t>
+        <w:t xml:space="preserve"> though effect sizes under typical laboratory conditions remain uncharacterized.</w:t>
       </w:r>
     </w:p>
     <w:p>
@@ -597,20 +563,131 @@
         <w:rPr>
           <w:sz w:val="22"/>
         </w:rPr>
-        <w:t>Although PSCs are cultured in darkened incubators, they are inevitably exposed to ambient light during media changes, passaging, and quality control assessments—operations that can cumulatively represent hours of light exposure over a multi-week differentiation protocol. Intriguingly, PSCs are uniquely "time-uncoupled": they lack functional circadian oscillations, which are gradually acquired during differentiation.</w:t>
+        <w:t>Each of these variables exhibits characteristic seasonal patterns. Humidity tracks outdoor climate in non-climate-controlled clean rooms.</w:t>
       </w:r>
       <w:r>
         <w:rPr>
           <w:sz w:val="18"/>
           <w:vertAlign w:val="superscript"/>
         </w:rPr>
-        <w:t>16,17</w:t>
+        <w:t>7</w:t>
       </w:r>
       <w:r>
         <w:rPr>
           <w:sz w:val="22"/>
         </w:rPr>
-        <w:t xml:space="preserve"> The clock gene CRY1 has been shown to positively regulate iPSC reprogramming efficiency through the SREBP1-CRY1 axis, while simultaneously suppressing differentiation programs including EMT and TGFβ signaling.</w:t>
+        <w:t xml:space="preserve"> VOC off-gassing rates increase with temperature and are modulated by HVAC cycling patterns that change between heating and cooling seasons. Photoperiod varies by latitude, with laboratories at high latitudes experiencing &gt;8 hours of daylight difference between solstices. Barometric pressure fluctuations correlate with storm frequency, which is itself seasonal. Cosmic ray flux shows an 11-year solar cycle modulation with additional seasonal components.</w:t>
+      </w:r>
+      <w:r>
+        <w:rPr>
+          <w:sz w:val="18"/>
+          <w:vertAlign w:val="superscript"/>
+        </w:rPr>
+        <w:t>22</w:t>
+      </w:r>
+      <w:r>
+        <w:rPr>
+          <w:sz w:val="22"/>
+        </w:rPr>
+        <w:t xml:space="preserve"> The combination of these seasonal environmental signals creates a complex, latitude-dependent forcing function that no PSC laboratory currently monitors.</w:t>
+      </w:r>
+    </w:p>
+    <w:p>
+      <w:pPr>
+        <w:spacing w:after="120" w:before="0" w:line="360" w:lineRule="auto"/>
+        <w:jc w:val="both"/>
+      </w:pPr>
+      <w:r>
+        <w:rPr>
+          <w:sz w:val="22"/>
+        </w:rPr>
+        <w:t>Barometric pressure fluctuations deserve particular attention. Low-pressure weather systems reduce the partial pressure of dissolved gases in culture media and alter gas exchange kinetics in non-equilibrated incubators. These fluctuations are acute (hours), large (up to 30 hPa during cyclones), and entirely uncompensated in standard CO2 incubators. Although direct evidence linking barometric pressure to PSC differentiation is lacking, the sensitivity of pH-dependent signaling pathways (e.g., Wnt, Hedgehog) to dissolved CO2 concentrations suggests a plausible mechanism. Similarly, building vibration from HVAC systems, foot traffic, and nearby construction transmits mechanical stress to cultured cells—and recent work demonstrates that mechanical compression can modulate nuclear mechanics and differentiation timing in hiPSCs.</w:t>
+      </w:r>
+      <w:r>
+        <w:rPr>
+          <w:sz w:val="18"/>
+          <w:vertAlign w:val="superscript"/>
+        </w:rPr>
+        <w:t>6</w:t>
+      </w:r>
+      <w:r>
+        <w:rPr>
+          <w:sz w:val="22"/>
+        </w:rPr>
+      </w:r>
+    </w:p>
+    <w:p>
+      <w:pPr>
+        <w:pStyle w:val="Heading2"/>
+      </w:pPr>
+      <w:r>
+        <w:rPr>
+          <w:color w:val="000000"/>
+        </w:rPr>
+        <w:t>Seasonality Evidence from IVF: A Proof of Concept</w:t>
+      </w:r>
+    </w:p>
+    <w:p>
+      <w:pPr>
+        <w:spacing w:after="120" w:before="0" w:line="360" w:lineRule="auto"/>
+        <w:jc w:val="both"/>
+      </w:pPr>
+      <w:r>
+        <w:rPr>
+          <w:sz w:val="22"/>
+        </w:rPr>
+        <w:t>The IVF field provides the strongest existing evidence that season affects early-stage cell outcomes. Leathersich et al.</w:t>
+      </w:r>
+      <w:r>
+        <w:rPr>
+          <w:sz w:val="18"/>
+          <w:vertAlign w:val="superscript"/>
+        </w:rPr>
+        <w:t>16</w:t>
+      </w:r>
+      <w:r>
+        <w:rPr>
+          <w:sz w:val="22"/>
+        </w:rPr>
+        <w:t xml:space="preserve"> analyzed 3,659 frozen embryo transfer cycles in Perth, Australia (33°S), finding that oocytes collected in summer had 30% higher live birth rates than those collected in autumn. Crucially, the season of embryo transfer was irrelevant—only the season at oocyte collection mattered—establishing that the effect acts on the gamete/early embryo rather than on implantation. Northern Hemisphere studies report concordant summer advantages,</w:t>
+      </w:r>
+      <w:r>
+        <w:rPr>
+          <w:sz w:val="18"/>
+          <w:vertAlign w:val="superscript"/>
+        </w:rPr>
+        <w:t>17,18</w:t>
+      </w:r>
+      <w:r>
+        <w:rPr>
+          <w:sz w:val="22"/>
+        </w:rPr>
+        <w:t xml:space="preserve"> and a Brazilian study at 25°S confirms the expected six-month phase shift. However, a recent meta-analysis of fresh transfers found minimal overall effects,</w:t>
+      </w:r>
+      <w:r>
+        <w:rPr>
+          <w:sz w:val="18"/>
+          <w:vertAlign w:val="superscript"/>
+        </w:rPr>
+        <w:t>25</w:t>
+      </w:r>
+      <w:r>
+        <w:rPr>
+          <w:sz w:val="22"/>
+        </w:rPr>
+        <w:t xml:space="preserve"> suggesting the impact is specific to oocyte/embryo quality.</w:t>
+      </w:r>
+    </w:p>
+    <w:p>
+      <w:pPr>
+        <w:spacing w:after="120" w:before="0" w:line="360" w:lineRule="auto"/>
+        <w:jc w:val="both"/>
+      </w:pPr>
+      <w:r>
+        <w:rPr>
+          <w:sz w:val="22"/>
+        </w:rPr>
+        <w:t>Suzuki et al.</w:t>
       </w:r>
       <w:r>
         <w:rPr>
@@ -623,20 +700,7 @@
         <w:rPr>
           <w:sz w:val="22"/>
         </w:rPr>
-        <w:t xml:space="preserve"> CRY proteins are photosensitive and function as magnetoreceptors via the radical-pair mechanism,</w:t>
-      </w:r>
-      <w:r>
-        <w:rPr>
-          <w:sz w:val="18"/>
-          <w:vertAlign w:val="superscript"/>
-        </w:rPr>
-        <w:t>25</w:t>
-      </w:r>
-      <w:r>
-        <w:rPr>
-          <w:sz w:val="22"/>
-        </w:rPr>
-        <w:t xml:space="preserve"> placing them at the intersection of light, magnetism, and stem cell fate.</w:t>
+        <w:t xml:space="preserve"> provided direct experimental evidence in mice: embryos cultured during summer showed the 'two-cell block' phenomenon at the early two-cell stage, while winter embryos developed normally. Cleavage from two-cell to four-cell was also delayed in summer. This finding—a seasonal effect on preimplantation embryo development under ostensibly controlled culture conditions—is precisely the type of signal that uncontrolled environmental variables would produce.</w:t>
       </w:r>
     </w:p>
     <w:p>
@@ -648,43 +712,31 @@
         <w:rPr>
           <w:sz w:val="22"/>
         </w:rPr>
-        <w:t>The photoperiod-stem cell connection extends in vivo. Melatonin, whose production is directly controlled by the light-dark cycle, has been shown to metabolically reprogram hematopoietic and mesenchymal stem cells nightly, maintaining the bone marrow stem cell reservoir.</w:t>
+        <w:t>The IVF evidence is particularly instructive because it provides a causal structure: the season at oocyte collection affects outcomes, but the season at embryo transfer does not.</w:t>
       </w:r>
       <w:r>
         <w:rPr>
           <w:sz w:val="18"/>
           <w:vertAlign w:val="superscript"/>
         </w:rPr>
-        <w:t>18,19</w:t>
+        <w:t>16</w:t>
       </w:r>
       <w:r>
         <w:rPr>
           <w:sz w:val="22"/>
         </w:rPr>
-        <w:t xml:space="preserve"> Seasonal variation in melatonin production (longer dark periods in winter → more melatonin) could influence the baseline state of donor-derived somatic cells used for iPSC reprogramming, potentially explaining why the season of somatic cell collection—not the season of differentiation—may matter most, paralleling the IVF finding that oocyte retrieval season determines outcomes.</w:t>
-      </w:r>
-      <w:r>
-        <w:rPr>
-          <w:sz w:val="18"/>
-          <w:vertAlign w:val="superscript"/>
-        </w:rPr>
-        <w:t>7</w:t>
-      </w:r>
-      <w:r>
-        <w:rPr>
-          <w:sz w:val="22"/>
-        </w:rPr>
+        <w:t xml:space="preserve"> This temporal dissection implies that the environmental effect acts during a specific developmental window—oocyte maturation and early cleavage—rather than through a general mechanism affecting all cells at all times. PSC differentiation protocols, which recapitulate aspects of early embryonic lineage commitment over 7–30 days, would be expected to share this window-specific vulnerability. The parallel is not merely analogical: iPSCs undergoing directed differentiation traverse epigenetic states homologous to those of the early embryo, including the exit from naive pluripotency, lineage priming, and specification—each potentially gated by the same environmental sensitivities that affect preimplantation development.</w:t>
       </w:r>
     </w:p>
     <w:p>
       <w:pPr>
-        <w:pStyle w:val="Heading3"/>
+        <w:pStyle w:val="Heading2"/>
       </w:pPr>
       <w:r>
         <w:rPr>
           <w:color w:val="000000"/>
         </w:rPr>
-        <w:t>Electromagnetic Fields</w:t>
+        <w:t>A Natural Experiment Reveals Institutional, Not Biological, Seasonality</w:t>
       </w:r>
     </w:p>
     <w:p>
@@ -696,44 +748,20 @@
         <w:rPr>
           <w:sz w:val="22"/>
         </w:rPr>
-        <w:t>Extremely low-frequency electromagnetic fields (ELF-EMF) at 50/60 Hz—the frequency of power-line alternating current—have demonstrated effects on stem cell behavior. A 50 Hz, 5 mT field applied for 60 minutes daily over 12 days facilitated rat bone marrow stromal cell differentiation into functional neurons, increasing neuronal marker expression and shifting cell cycle distribution toward S phase.</w:t>
+        <w:t>Given the evidence above, we asked whether seasonal patterns are detectable in public PSC research databases. We analyzed submission dates for 6,101 PSC differentiation datasets deposited in NCBI GEO</w:t>
       </w:r>
       <w:r>
         <w:rPr>
           <w:sz w:val="18"/>
           <w:vertAlign w:val="superscript"/>
         </w:rPr>
-        <w:t>22</w:t>
+        <w:t>19</w:t>
       </w:r>
       <w:r>
         <w:rPr>
           <w:sz w:val="22"/>
         </w:rPr>
-        <w:t xml:space="preserve"> More directly relevant, 50 Hz EMF exposure altered gene expression in mouse embryonic stem cells in a p53-dependent manner.</w:t>
-      </w:r>
-      <w:r>
-        <w:rPr>
-          <w:sz w:val="18"/>
-          <w:vertAlign w:val="superscript"/>
-        </w:rPr>
-        <w:t>23</w:t>
-      </w:r>
-      <w:r>
-        <w:rPr>
-          <w:sz w:val="22"/>
-        </w:rPr>
-        <w:t xml:space="preserve"> The electromagnetic environment of a cell culture laboratory is determined by HVAC compressors, centrifuges, freezers, and building electrical systems—all of which cycle seasonally with heating/cooling demands. The effect sizes reported in controlled EMF experiments (5 mT) far exceed typical laboratory exposures (0.1–10 μT), but chronic low-level exposure over multi-week differentiation protocols has not been systematically studied.</w:t>
-      </w:r>
-    </w:p>
-    <w:p>
-      <w:pPr>
-        <w:pStyle w:val="Heading3"/>
-      </w:pPr>
-      <w:r>
-        <w:rPr>
-          <w:color w:val="000000"/>
-        </w:rPr>
-        <w:t>Background Radiation and Geomagnetic Activity</w:t>
+        <w:t xml:space="preserve"> between 2001 and 2026 (search: 'iPSC OR ESC differentiation'). The overall distribution was significantly non-uniform (χ²=32.3, df=11, p=0.0007) with a pronounced March peak—superficially consistent with a spring photoperiod advantage in the Northern Hemisphere.</w:t>
       </w:r>
     </w:p>
     <w:p>
@@ -745,7 +773,7 @@
         <w:rPr>
           <w:sz w:val="22"/>
         </w:rPr>
-        <w:t>An unexpected correlation was reported between the proliferative activity of L-929 fibroblast cultures and fluctuations in secondary cosmic radiation intensity measured by neutron monitors.</w:t>
+        <w:t>To distinguish biological from institutional drivers, we exploited a natural experiment: geographic variation in academic/fiscal year calendars. Countries were grouped by academic year start month: Japan and South Korea (March/April start, n=250), USA/Europe/China (September/October start, n=2,825), and Australia/New Zealand/Brazil (January/February start, Southern Hemisphere, n=83). Using Pearson's χ² and circular Rayleigh tests,</w:t>
       </w:r>
       <w:r>
         <w:rPr>
@@ -758,19 +786,7 @@
         <w:rPr>
           <w:sz w:val="22"/>
         </w:rPr>
-        <w:t xml:space="preserve"> The approximately 4-day rhythm in cell proliferation was exogenous and tracked cosmic ray fluctuations with negative correlation. Although the authors cautioned that the 5% amplitude of cosmic ray fluctuations makes a direct biophysical effect implausible, they suggested that an unmeasured environmental factor, for which cosmic ray intensity serves as a proxy, may be the true driver. The "Cosmic Silence" experiment at Gran Sasso National Laboratory demonstrated that human cells cultured under ultra-low background radiation for six months showed enhanced radiosensitivity, suggesting that environmental radiation acts as a conditioning agent for the cellular adaptive response.</w:t>
-      </w:r>
-      <w:r>
-        <w:rPr>
-          <w:sz w:val="18"/>
-          <w:vertAlign w:val="superscript"/>
-        </w:rPr>
-        <w:t>21</w:t>
-      </w:r>
-      <w:r>
-        <w:rPr>
-          <w:sz w:val="22"/>
-        </w:rPr>
+        <w:t xml:space="preserve"> we found a striking dissociation (Figure 1).</w:t>
       </w:r>
     </w:p>
     <w:p>
@@ -782,284 +798,14 @@
         <w:rPr>
           <w:sz w:val="22"/>
         </w:rPr>
-        <w:t>Geomagnetic disturbances, driven by solar activity, have been linked to alterations in inflammatory biomarkers through a proposed CRY-mediated pathway: geomagnetic fluctuations → CRY radical-pair mechanism → CLOCK/BMAL1 modulation → NF-κB signaling.</w:t>
-      </w:r>
-      <w:r>
-        <w:rPr>
-          <w:sz w:val="18"/>
-          <w:vertAlign w:val="superscript"/>
-        </w:rPr>
-        <w:t>24,25</w:t>
-      </w:r>
-      <w:r>
-        <w:rPr>
-          <w:sz w:val="22"/>
-        </w:rPr>
-        <w:t xml:space="preserve"> Unlike solar-driven variables, geomagnetic storms affect both hemispheres simultaneously, providing a natural experiment to distinguish solar/photoperiod effects (hemisphere-inverted) from geomagnetic effects (hemisphere-synchronous). Cosmic ray intensity also varies with the 11-year solar cycle, offering a longer-period modulation that could be tested against multi-year datasets of differentiation outcomes.</w:t>
+        <w:t>Only the Japan/South Korea group showed significant seasonality (χ²=32.8, df=11, p=0.0006, Rayleigh R=0.172) with a March peak perfectly aligned with Japan's fiscal year-end. The much larger September-start group (n=2,825) showed no significant seasonal pattern (χ²=15.0, p=0.13). A sensitivity analysis confirmed that Japan—just 3.3% of the total dataset—drove the overall signal: excluding Japan shifted the peak from March to January and, when restricted to records with known country affiliation (n=3,195), eliminated statistical significance entirely (p=0.128).</w:t>
       </w:r>
     </w:p>
     <w:p>
       <w:pPr>
-        <w:pStyle w:val="Heading3"/>
-      </w:pPr>
-      <w:r>
-        <w:rPr>
-          <w:color w:val="000000"/>
-        </w:rPr>
-        <w:t>Barometric Pressure</w:t>
-      </w:r>
-    </w:p>
-    <w:p>
-      <w:pPr>
-        <w:spacing w:after="120" w:before="0" w:line="360" w:lineRule="auto"/>
+        <w:spacing w:after="120" w:before="240" w:line="360" w:lineRule="auto"/>
         <w:jc w:val="both"/>
       </w:pPr>
-      <w:r>
-        <w:rPr>
-          <w:sz w:val="22"/>
-        </w:rPr>
-        <w:t>Elevated barometric pressure (2 atm) has been shown to suppress cell proliferation through G2/M phase delay, mediated by weakened integrin-dependent cell adhesion and actin assembly.</w:t>
-      </w:r>
-      <w:r>
-        <w:rPr>
-          <w:sz w:val="18"/>
-          <w:vertAlign w:val="superscript"/>
-        </w:rPr>
-        <w:t>27</w:t>
-      </w:r>
-      <w:r>
-        <w:rPr>
-          <w:sz w:val="22"/>
-        </w:rPr>
-        <w:t xml:space="preserve"> Natural barometric pressure fluctuations are considerably smaller (~3–5% around 1 atm) but exhibit strong seasonal patterns, particularly in monsoon regions and at mid-latitudes where weather systems are most variable. Whether these small fluctuations are biologically meaningful for cultured cells remains untested, but given that modern incubators are not pressure-sealed, cells are continuously exposed to atmospheric pressure transients.</w:t>
-      </w:r>
-    </w:p>
-    <w:p>
-      <w:pPr>
-        <w:pStyle w:val="Heading2"/>
-      </w:pPr>
-      <w:r>
-        <w:rPr>
-          <w:color w:val="000000"/>
-        </w:rPr>
-        <w:t>Why Pluripotent Stem Cells May Be Uniquely Vulnerable</w:t>
-      </w:r>
-    </w:p>
-    <w:p>
-      <w:pPr>
-        <w:spacing w:after="120" w:before="0" w:line="360" w:lineRule="auto"/>
-        <w:jc w:val="both"/>
-      </w:pPr>
-      <w:r>
-        <w:rPr>
-          <w:sz w:val="22"/>
-        </w:rPr>
-        <w:t>Several features of PSC biology may render these cells disproportionately sensitive to environmental perturbation compared to terminally differentiated cell lines. First, PSCs exist in a metastable state between self-renewal and differentiation, where small shifts in signaling can tip the balance toward lineage commitment. Second, PSCs lack functional circadian clocks,</w:t>
-      </w:r>
-      <w:r>
-        <w:rPr>
-          <w:sz w:val="18"/>
-          <w:vertAlign w:val="superscript"/>
-        </w:rPr>
-        <w:t>17</w:t>
-      </w:r>
-      <w:r>
-        <w:rPr>
-          <w:sz w:val="22"/>
-        </w:rPr>
-        <w:t xml:space="preserve"> meaning they cannot buffer environmental light/dark cycles through internal homeostatic mechanisms—they are "open-loop" with respect to photoperiod signals. Third, the epigenetic landscape of PSCs is uniquely plastic, with bivalent chromatin marks poised for activation or repression; environmental perturbations that alter chromatin-modifying enzyme activity (e.g., through metabolic shifts induced by osmolarity changes from humidity-driven evaporation) could have outsized effects. Fourth, differentiation protocols are inherently multi-day processes, allowing small daily environmental biases to accumulate—a temporal integration effect that is absent in acute assays on established cell lines.</w:t>
-      </w:r>
-    </w:p>
-    <w:p>
-      <w:pPr>
-        <w:pStyle w:val="Heading2"/>
-      </w:pPr>
-      <w:r>
-        <w:rPr>
-          <w:color w:val="000000"/>
-        </w:rPr>
-        <w:t>A Natural Experiment: Northern Versus Southern Hemispheres</w:t>
-      </w:r>
-    </w:p>
-    <w:p>
-      <w:pPr>
-        <w:spacing w:after="120" w:before="0" w:line="360" w:lineRule="auto"/>
-        <w:jc w:val="both"/>
-      </w:pPr>
-      <w:r>
-        <w:rPr>
-          <w:sz w:val="22"/>
-        </w:rPr>
-        <w:t>The phase inversion of solar-driven environmental variables between hemispheres offers a powerful natural experiment. If an uncontrolled environmental variable affects PSC differentiation, its seasonal pattern should be mirror-imaged between Northern (summer: June–August) and Southern (summer: December–February) Hemisphere laboratories. The IVF literature provides proof of concept: the Australian summer advantage in oocyte quality</w:t>
-      </w:r>
-      <w:r>
-        <w:rPr>
-          <w:sz w:val="18"/>
-          <w:vertAlign w:val="superscript"/>
-        </w:rPr>
-        <w:t>7</w:t>
-      </w:r>
-      <w:r>
-        <w:rPr>
-          <w:sz w:val="22"/>
-        </w:rPr>
-        <w:t xml:space="preserve"> mirrors Northern Hemisphere findings</w:t>
-      </w:r>
-      <w:r>
-        <w:rPr>
-          <w:sz w:val="18"/>
-          <w:vertAlign w:val="superscript"/>
-        </w:rPr>
-        <w:t>8</w:t>
-      </w:r>
-      <w:r>
-        <w:rPr>
-          <w:sz w:val="22"/>
-        </w:rPr>
-        <w:t xml:space="preserve"> with the expected six-month phase shift. Brazilian data from latitude 25°S confirm this pattern.</w:t>
-      </w:r>
-      <w:r>
-        <w:rPr>
-          <w:sz w:val="18"/>
-          <w:vertAlign w:val="superscript"/>
-        </w:rPr>
-        <w:t>31</w:t>
-      </w:r>
-      <w:r>
-        <w:rPr>
-          <w:sz w:val="22"/>
-        </w:rPr>
-      </w:r>
-    </w:p>
-    <w:p>
-      <w:pPr>
-        <w:spacing w:after="120" w:before="0" w:line="360" w:lineRule="auto"/>
-        <w:jc w:val="both"/>
-      </w:pPr>
-      <w:r>
-        <w:rPr>
-          <w:sz w:val="22"/>
-        </w:rPr>
-        <w:t>By contrast, geomagnetic disturbances are global events—a storm that perturbs CRY-mediated signaling</w:t>
-      </w:r>
-      <w:r>
-        <w:rPr>
-          <w:sz w:val="18"/>
-          <w:vertAlign w:val="superscript"/>
-        </w:rPr>
-        <w:t>24</w:t>
-      </w:r>
-      <w:r>
-        <w:rPr>
-          <w:sz w:val="22"/>
-        </w:rPr>
-        <w:t xml:space="preserve"> would do so simultaneously in Tokyo, Boston, and Melbourne. This asymmetry provides a diagnostic criterion: variables whose effects are hemisphere-inverted are likely driven by solar/photoperiod mechanisms, while those that are hemisphere-synchronous implicate geomagnetic or cosmic ray pathways. A coordinated multi-center study spanning both hemispheres—with continuous environmental monitoring—could decompose seasonal variation into these mechanistic categories.</w:t>
-      </w:r>
-    </w:p>
-    <w:p>
-      <w:pPr>
-        <w:spacing w:after="120" w:before="0" w:line="360" w:lineRule="auto"/>
-        <w:jc w:val="both"/>
-      </w:pPr>
-      <w:r>
-        <w:rPr>
-          <w:sz w:val="22"/>
-        </w:rPr>
-        <w:t>Figure 2 presents a research roadmap for systematic investigation, organized by the expected hemisphere-dependence of each variable and the existing level of evidence.</w:t>
-      </w:r>
-    </w:p>
-    <w:p>
-      <w:pPr>
-        <w:spacing w:after="120" w:before="240" w:line="276" w:lineRule="auto"/>
-        <w:jc w:val="both"/>
-      </w:pPr>
-      <w:r>
-        <w:rPr>
-          <w:b/>
-          <w:color w:val="969696"/>
-        </w:rPr>
-        <w:t>[FIGURE 2 PLACEHOLDER — see separate PPTX file]</w:t>
-      </w:r>
-    </w:p>
-    <w:p>
-      <w:pPr>
-        <w:spacing w:after="240" w:before="0" w:line="276" w:lineRule="auto"/>
-        <w:jc w:val="both"/>
-      </w:pPr>
-      <w:r>
-        <w:rPr>
-          <w:b/>
-          <w:sz w:val="20"/>
-        </w:rPr>
-        <w:t xml:space="preserve">Figure 2. Research roadmap for identifying and controlling environmental determinants of PSC differentiation. </w:t>
-      </w:r>
-      <w:r>
-        <w:rPr>
-          <w:sz w:val="20"/>
-        </w:rPr>
-        <w:t>(A) Evidence matrix classifying uncontrolled environmental variables by their expected hemisphere-dependence (inverted vs. synchronous) and current level of evidence (direct in PSC, indirect from IVF/cell culture, or theoretical). (B) Proposed three-phase investigation strategy: Phase I, passive environmental monitoring alongside routine differentiation experiments; Phase II, retrospective correlation analysis; Phase III, prospective controlled intervention studies. Data sources for each phase include in-house environmental logs, public IVF registries (HFEA, ANZARD, CDC ART), gene expression repositories (GEO, ArrayExpress), and iPSC biobank quality-control records (RIKEN BRC, Coriell, EBiSC).</w:t>
-      </w:r>
-    </w:p>
-    <w:p>
-      <w:pPr>
-        <w:pStyle w:val="Heading2"/>
-      </w:pPr>
-      <w:r>
-        <w:rPr>
-          <w:color w:val="000000"/>
-        </w:rPr>
-        <w:t>Preliminary Evidence: Academic Calendar Confounds in Public Databases</w:t>
-      </w:r>
-    </w:p>
-    <w:p>
-      <w:pPr>
-        <w:spacing w:after="120" w:before="0" w:line="360" w:lineRule="auto"/>
-        <w:jc w:val="both"/>
-      </w:pPr>
-      <w:r>
-        <w:rPr>
-          <w:sz w:val="22"/>
-        </w:rPr>
-        <w:t>To begin testing whether seasonal patterns in PSC research reflect biology or institutional rhythms, we analyzed 6,101 PSC differentiation datasets from NCBI GEO</w:t>
-      </w:r>
-      <w:r>
-        <w:rPr>
-          <w:sz w:val="18"/>
-          <w:vertAlign w:val="superscript"/>
-        </w:rPr>
-        <w:t>34</w:t>
-      </w:r>
-      <w:r>
-        <w:rPr>
-          <w:sz w:val="22"/>
-        </w:rPr>
-        <w:t xml:space="preserve"> (2001–2026). Country of origin was determined for 3,195 records. The full dataset showed significant monthly non-uniformity (χ²=32.3, p=0.0007) with a March peak—superficially consistent with a spring photoperiod effect in the Northern Hemisphere. However, a natural experiment exploiting geographic variation in academic year starts revealed a very different picture.</w:t>
-      </w:r>
-    </w:p>
-    <w:p>
-      <w:pPr>
-        <w:spacing w:after="120" w:before="0" w:line="360" w:lineRule="auto"/>
-        <w:jc w:val="both"/>
-      </w:pPr>
-      <w:r>
-        <w:rPr>
-          <w:sz w:val="22"/>
-        </w:rPr>
-        <w:t>We grouped countries by academic/fiscal year start month: Japan and South Korea (March/April start, n=250), USA/Europe/China (September/October start, n=2,825), and Australia/New Zealand/Brazil (January/February start, Southern Hemisphere, n=83). Using Pearson's χ² and circular Rayleigh tests,</w:t>
-      </w:r>
-      <w:r>
-        <w:rPr>
-          <w:sz w:val="18"/>
-          <w:vertAlign w:val="superscript"/>
-        </w:rPr>
-        <w:t>35</w:t>
-      </w:r>
-      <w:r>
-        <w:rPr>
-          <w:sz w:val="22"/>
-        </w:rPr>
-        <w:t xml:space="preserve"> we found that only Japan/South Korea showed statistically significant seasonality (χ²=32.8, p=0.0006, Rayleigh R=0.172) with a pronounced March peak—perfectly aligned with Japan's fiscal year-end. The much larger September-start group (n=2,825) showed no significant seasonal pattern (p=0.154). Figure 3 presents these results.</w:t>
-      </w:r>
     </w:p>
     <w:p>
       <w:r>
@@ -1099,7 +845,7 @@
     </w:p>
     <w:p>
       <w:pPr>
-        <w:spacing w:after="240" w:before="0" w:line="276" w:lineRule="auto"/>
+        <w:spacing w:after="240" w:before="240" w:line="360" w:lineRule="auto"/>
         <w:jc w:val="both"/>
       </w:pPr>
       <w:r>
@@ -1107,13 +853,13 @@
           <w:b/>
           <w:sz w:val="20"/>
         </w:rPr>
-        <w:t xml:space="preserve">Figure 3. Natural experiment using geographic variation in academic year starts. </w:t>
+        <w:t xml:space="preserve">Figure 1. Academic calendar variation as a natural experiment. </w:t>
       </w:r>
       <w:r>
         <w:rPr>
           <w:sz w:val="20"/>
         </w:rPr>
-        <w:t>(A) Normalized monthly distributions of GEO PSC dataset submissions by academic year group. The March/April-start group (Japan/Korea, red) shows a pronounced March peak absent in the September-start group (USA/Europe/China, blue). (B) Country-level heatmap confirms the pattern is driven by Japan. (C) Circular mean directions illustrate the concentration (Rayleigh R) and timing of each group's peak. (D) Statistical summary. *** p&lt;0.001, ns = not significant.</w:t>
+        <w:t>(A) Normalized monthly distributions of GEO PSC dataset submissions by academic year group. The March/April-start group (Japan/Korea, red) shows a pronounced March peak absent in the September-start group (USA/Europe/China, blue). (B) Country-level heatmap: the pattern is driven predominantly by Japan. (C) Circular mean directions (Rayleigh vectors) for each group. (D) Statistical summary. Only Japan/Korea achieves significance (p&lt;0.001). n=6,101 total datasets; 3,195 with country affiliation.</w:t>
       </w:r>
     </w:p>
     <w:p>
@@ -1125,7 +871,7 @@
         <w:rPr>
           <w:sz w:val="22"/>
         </w:rPr>
-        <w:t>A sensitivity analysis confirmed that Japan's contribution, though only 3.3% of the total dataset, was responsible for the overall March peak signal. Excluding Japan shifted the peak from March to January and reduced significance from p=0.0007 to p=0.009. When restricted to records with known country affiliation, excluding Japan eliminated statistical significance entirely (p=0.128). This demonstrates that what appeared to be a seasonal biological signal was in fact an institutional artifact of Japan's fiscal year calendar.</w:t>
+        <w:t>This result carries a critical methodological lesson. What appeared to be evidence of seasonal biological influence on stem cell research was in fact an artifact of Japan's March 31 fiscal year-end, which creates a rush to submit manuscripts and deposit data before annual reporting deadlines. Japan contributed only 3.3% of total datasets (200/6,101) but accounted for 15% of all March submissions—a nearly two-fold over-representation relative to its overall share. The fiscal year-end effect is well-documented in Japanese academic culture: grant reports are due by March 31, creating institutional pressure to finalize data and publications before the deadline.</w:t>
       </w:r>
     </w:p>
     <w:p>
@@ -1137,7 +883,7 @@
         <w:rPr>
           <w:sz w:val="22"/>
         </w:rPr>
-        <w:t>This finding carries an important methodological lesson: public database metadata cannot reliably distinguish biological seasonality from institutional rhythms. GEO submission dates reflect a complex convolution of experiment timing, analysis duration, writing, peer review, and institutional incentives—with a typical lag of 6–18 months from experiment to data deposition. Any biological seasonality signal in stem cell differentiation, if present, requires direct experimental evidence from prospective studies or clinical registries with date-stamped outcomes.</w:t>
+        <w:t>The broader implication extends beyond stem cell biology. Any field that relies on publication or data-deposition timing as a proxy for experimental timing risks confounding institutional rhythms with biological ones. GEO submission dates reflect a complex convolution of experiment timing, analysis duration, writing, peer review, and institutional incentives—with a typical lag of 6–18 months from bench experiment to data deposition. Our natural experiment demonstrates that public database metadata cannot reliably distinguish biological seasonality from institutional rhythms. This finding should serve as a cautionary note for meta-research studies that use submission timestamps as temporal proxies.</w:t>
       </w:r>
     </w:p>
     <w:p>
@@ -1148,7 +894,7 @@
         <w:rPr>
           <w:color w:val="000000"/>
         </w:rPr>
-        <w:t>Toward Systematic Environmental Profiling: A Research Roadmap</w:t>
+        <w:t>The Path Forward: Prospective Environmental Monitoring</w:t>
       </w:r>
     </w:p>
     <w:p>
@@ -1160,18 +906,59 @@
         <w:rPr>
           <w:sz w:val="22"/>
         </w:rPr>
-        <w:t>I propose a three-phase approach to move from anecdote to actionable evidence.</w:t>
+        <w:t>Our GEO analysis demonstrates that retrospective database mining is insufficient to detect or rule out environmental seasonality in stem cell differentiation. The IVF evidence (Leathersich et al.,</w:t>
       </w:r>
-    </w:p>
-    <w:p>
-      <w:pPr>
-        <w:pStyle w:val="Heading3"/>
-      </w:pPr>
       <w:r>
         <w:rPr>
-          <w:color w:val="000000"/>
+          <w:sz w:val="18"/>
+          <w:vertAlign w:val="superscript"/>
         </w:rPr>
-        <w:t>Phase I: Passive Monitoring</w:t>
+        <w:t>16</w:t>
+      </w:r>
+      <w:r>
+        <w:rPr>
+          <w:sz w:val="22"/>
+        </w:rPr>
+        <w:t xml:space="preserve"> Suzuki et al.</w:t>
+      </w:r>
+      <w:r>
+        <w:rPr>
+          <w:sz w:val="18"/>
+          <w:vertAlign w:val="superscript"/>
+        </w:rPr>
+        <w:t>15</w:t>
+      </w:r>
+      <w:r>
+        <w:rPr>
+          <w:sz w:val="22"/>
+        </w:rPr>
+        <w:t>) suggests that such effects exist in early-stage cells, and the vulnerability evidence (Panina et al.,</w:t>
+      </w:r>
+      <w:r>
+        <w:rPr>
+          <w:sz w:val="18"/>
+          <w:vertAlign w:val="superscript"/>
+        </w:rPr>
+        <w:t>5</w:t>
+      </w:r>
+      <w:r>
+        <w:rPr>
+          <w:sz w:val="22"/>
+        </w:rPr>
+        <w:t xml:space="preserve"> Nai et al.</w:t>
+      </w:r>
+      <w:r>
+        <w:rPr>
+          <w:sz w:val="18"/>
+          <w:vertAlign w:val="superscript"/>
+        </w:rPr>
+        <w:t>6</w:t>
+      </w:r>
+      <w:r>
+        <w:rPr>
+          <w:sz w:val="22"/>
+        </w:rPr>
+        <w:t>) suggests PSCs are plausible targets. What is needed is prospective, controlled environmental monitoring paired with differentiation outcome tracking.</w:t>
       </w:r>
     </w:p>
     <w:p>
@@ -1183,18 +970,7 @@
         <w:rPr>
           <w:sz w:val="22"/>
         </w:rPr>
-        <w:t>Equip PSC culture facilities with continuous, multi-parameter environmental sensors recording humidity, illuminance, ELF-EMF, barometric pressure, VOC levels, and vibration at 1-minute resolution. Modern IoT sensor packages can achieve this at modest cost (&lt;$5,000 per laboratory). Record these data alongside routine differentiation outcomes (efficiency, marker expression, batch quality scores) for a minimum of 12 months to capture full seasonal cycles. The key principle is that monitoring imposes no change on existing workflows—it simply makes the invisible visible.</w:t>
-      </w:r>
-    </w:p>
-    <w:p>
-      <w:pPr>
-        <w:pStyle w:val="Heading3"/>
-      </w:pPr>
-      <w:r>
-        <w:rPr>
-          <w:color w:val="000000"/>
-        </w:rPr>
-        <w:t>Phase II: Retrospective Data Mining</w:t>
+        <w:t>We propose a three-phase approach. Phase I: equip PSC facilities with continuous multi-parameter sensors (humidity, illuminance, ELF-EMF, barometric pressure, VOC levels, vibration) at 1-minute resolution alongside routine differentiation outcomes for ≥12 months. Modern IoT sensor packages achieve this at modest cost (&lt;$5,000 per laboratory). Phase II: analyze existing data from IVF registries (HFEA in the UK, ANZARD in Australia) that contain date-stamped cycle outcomes with latitude information—these can directly test the hemisphere-inversion prediction for photoperiod-driven effects. Phase III: for variables identified in Phases I–II as significantly correlated with outcomes, conduct prospective controlled interventions (e.g., humidity-controlled vs. uncontrolled incubators, light-tight hoods vs. standard biosafety cabinets, magnetic shielding).</w:t>
       </w:r>
     </w:p>
     <w:p>
@@ -1206,31 +982,7 @@
         <w:rPr>
           <w:sz w:val="22"/>
         </w:rPr>
-        <w:t>In parallel, existing datasets can be interrogated for seasonal signals without new experiments. Public IVF registries (HFEA in the UK, ANZARD in Australia/New Zealand, CDC ART in the United States) contain date-stamped outcome data spanning decades, with latitude information implicit in clinic locations. Gene expression repositories (GEO, ArrayExpress) store iPSC differentiation datasets with submission dates that approximate experimental dates; quality metrics such as the variance in lineage-specific marker expression across samples could be modeled as a function of submission month. iPSC biobanks (RIKEN BRC, Coriell Institute, EBiSC) accumulate quality-control data that have never been analyzed for seasonal patterns.</w:t>
-      </w:r>
-      <w:r>
-        <w:rPr>
-          <w:sz w:val="18"/>
-          <w:vertAlign w:val="superscript"/>
-        </w:rPr>
-        <w:t>30</w:t>
-      </w:r>
-      <w:r>
-        <w:rPr>
-          <w:sz w:val="22"/>
-        </w:rPr>
-        <w:t xml:space="preserve"> These analyses require no wet-lab resources and could be initiated immediately by computational biologists.</w:t>
-      </w:r>
-    </w:p>
-    <w:p>
-      <w:pPr>
-        <w:pStyle w:val="Heading3"/>
-      </w:pPr>
-      <w:r>
-        <w:rPr>
-          <w:color w:val="000000"/>
-        </w:rPr>
-        <w:t>Phase III: Controlled Intervention</w:t>
+        <w:t>The hemisphere-inversion test provides a powerful diagnostic criterion. Variables whose effects are phase-inverted between Northern and Southern Hemisphere laboratories (e.g., summer advantage in both Perth and Boston, six months apart) implicate solar-driven mechanisms—photoperiod, temperature, UV flux. Variables whose effects are hemisphere-synchronous (e.g., identical timing in both hemispheres) implicate geomagnetic or cosmic ray pathways, which are global rather than latitude-dependent. A coordinated multi-center study spanning both hemispheres could decompose seasonal variation into these mechanistic categories.</w:t>
       </w:r>
     </w:p>
     <w:p>
@@ -1242,7 +994,63 @@
         <w:rPr>
           <w:sz w:val="22"/>
         </w:rPr>
-        <w:t>Variables identified in Phases I–II as significantly correlated with differentiation outcomes should be subjected to prospective, controlled experiments. For humidity, this could mean comparing differentiation efficiency in humidity-controlled (45 ± 2%) versus uncontrolled incubators over a full year. For photoperiod, light-tight hoods versus standard biosafety cabinets could isolate the effect of ambient light exposure during manipulations. For EMF, magnetic shielding (mu-metal enclosures) around incubators would test whether background electromagnetic fields contribute to outcome variability. Each intervention should be tested against the seasonal baseline established in Phase I to determine whether controlling the variable attenuates the seasonal signal.</w:t>
+        <w:t>The key principle is that monitoring imposes no change on existing workflows—it simply makes the invisible visible. Unlike prospective intervention studies, which require protocol modifications and ethical approvals, passive environmental monitoring can be implemented immediately in any laboratory. The resulting datasets, when combined across multiple sites and latitudes, would constitute a resource of enormous value for the field—analogous to weather station networks that transformed meteorology from an anecdotal practice to a predictive science.</w:t>
+      </w:r>
+    </w:p>
+    <w:p>
+      <w:pPr>
+        <w:spacing w:after="120" w:before="0" w:line="360" w:lineRule="auto"/>
+        <w:jc w:val="both"/>
+      </w:pPr>
+      <w:r>
+        <w:rPr>
+          <w:sz w:val="22"/>
+        </w:rPr>
+        <w:t>The technical requirements for Phase I monitoring are straightforward. A minimum sensor array would include: (1) temperature/humidity loggers (±0.1°C, ±1% RH) inside incubators and at bench level; (2) a photodiode sensor in the biosafety cabinet recording cumulative lux-hours of exposure per manipulation; (3) a VOC sensor (ppb-level total VOC) with seasonal baseline tracking; (4) an ELF-EMF sensor (3-axis, nT resolution) placed adjacent to incubators; and (5) a barometric pressure logger. Modern IoT platforms can integrate all five data streams with automatic cloud upload, enabling multi-site meta-analyses without manual data wrangling. The critical companion requirement is systematic recording of differentiation outcomes per batch—ideally including not just binary success/failure but quantitative markers (flow cytometry percentages, gene expression levels, electrophysiological parameters) that permit correlation analysis.</w:t>
+      </w:r>
+    </w:p>
+    <w:p>
+      <w:pPr>
+        <w:spacing w:after="120" w:before="0" w:line="360" w:lineRule="auto"/>
+        <w:jc w:val="both"/>
+      </w:pPr>
+      <w:r>
+        <w:rPr>
+          <w:sz w:val="22"/>
+        </w:rPr>
+        <w:t>Figure 2 presents a research roadmap organized by the expected hemisphere-dependence of each variable and the current level of evidence.</w:t>
+      </w:r>
+    </w:p>
+    <w:p>
+      <w:pPr>
+        <w:spacing w:after="120" w:before="240" w:line="360" w:lineRule="auto"/>
+        <w:jc w:val="both"/>
+      </w:pPr>
+      <w:r>
+        <w:rPr>
+          <w:b/>
+          <w:color w:val="969696"/>
+        </w:rPr>
+        <w:t>[FIGURE 2 — Research roadmap: see separate PPTX file]</w:t>
+      </w:r>
+    </w:p>
+    <w:p>
+      <w:pPr>
+        <w:spacing w:after="240" w:before="240" w:line="360" w:lineRule="auto"/>
+        <w:jc w:val="both"/>
+      </w:pPr>
+      <w:r>
+        <w:rPr>
+          <w:b/>
+          <w:sz w:val="20"/>
+        </w:rPr>
+        <w:t xml:space="preserve">Figure 2. Research roadmap for environmental profiling of PSC culture. </w:t>
+      </w:r>
+      <w:r>
+        <w:rPr>
+          <w:sz w:val="20"/>
+        </w:rPr>
+        <w:t>(A) Evidence matrix: uncontrolled environmental variables classified by hemisphere-dependence (inverted = solar-driven; synchronous = geomagnetic) and evidence level (direct PSC, indirect IVF/cell culture, theoretical). (B) Three-phase investigation strategy from passive monitoring through retrospective data mining to controlled intervention. Variables whose effects are hemisphere-inverted implicate solar/photoperiod mechanisms; hemisphere-synchronous effects implicate geomagnetic pathways.</w:t>
       </w:r>
     </w:p>
     <w:p>
@@ -1265,20 +1073,81 @@
         <w:rPr>
           <w:sz w:val="22"/>
         </w:rPr>
-        <w:t>As PSC-derived cell therapies advance toward clinical application—with over 115 clinical trials and 1,200 patients dosed as of 2024</w:t>
+        <w:t>As PSC-derived cell therapies advance toward clinical application,</w:t>
       </w:r>
       <w:r>
         <w:rPr>
           <w:sz w:val="18"/>
           <w:vertAlign w:val="superscript"/>
         </w:rPr>
-        <w:t>28</w:t>
+        <w:t>23</w:t>
       </w:r>
       <w:r>
         <w:rPr>
           <w:sz w:val="22"/>
         </w:rPr>
-        <w:t>—manufacturing consistency becomes a regulatory imperative. Current Good Manufacturing Practice (cGMP) facilities control temperature, humidity, and particulate counts, but do not routinely monitor illuminance, EMF, VOCs, or barometric pressure. If any of these variables meaningfully affect differentiation, current manufacturing may harbor hidden sources of batch-to-batch variability that are attributed to biological stochasticity but are in fact environmental and correctable. The economic argument is compelling: failed differentiation batches in autologous cell therapy represent not just lost reagents but lost patient tissue and treatment delays. Even a modest improvement in first-pass success rates through environmental optimization could translate into significant cost savings and faster patient access.</w:t>
+        <w:t xml:space="preserve"> manufacturing consistency becomes a regulatory imperative. Current Good Manufacturing Practice (cGMP) facilities control temperature, humidity, and particulates, but do not routinely monitor illuminance, EMF, VOCs, or barometric pressure. If any of these variables meaningfully affect differentiation, current manufacturing harbors hidden batch-to-batch variability attributed to biological stochasticity but potentially environmental and correctable. The economic argument is compelling: failed batches in autologous cell therapy represent lost patient tissue and treatment delays. Even modest improvements in first-pass success rates through environmental optimization could translate into significant cost savings and reduced time-to-treatment.</w:t>
+      </w:r>
+    </w:p>
+    <w:p>
+      <w:pPr>
+        <w:spacing w:after="120" w:before="0" w:line="360" w:lineRule="auto"/>
+        <w:jc w:val="both"/>
+      </w:pPr>
+      <w:r>
+        <w:rPr>
+          <w:sz w:val="22"/>
+        </w:rPr>
+        <w:t>The IVF field's experience is instructive: when laboratories invested in VOC filtration and positive-pressure air handling, blastocyst rates increased by 18% and live births by 8%.</w:t>
+      </w:r>
+      <w:r>
+        <w:rPr>
+          <w:sz w:val="18"/>
+          <w:vertAlign w:val="superscript"/>
+        </w:rPr>
+        <w:t>10</w:t>
+      </w:r>
+      <w:r>
+        <w:rPr>
+          <w:sz w:val="22"/>
+        </w:rPr>
+        <w:t xml:space="preserve"> These improvements were achieved not through better biological protocols but through better environmental control—precisely the paradigm shift we advocate for PSC manufacturing. The convergence of clinical-grade cell therapy production with modern IoT environmental monitoring capabilities creates an opportune moment to establish new standards for 'environmentally aware' cell culture.</w:t>
+      </w:r>
+    </w:p>
+    <w:p>
+      <w:pPr>
+        <w:pStyle w:val="Heading2"/>
+      </w:pPr>
+      <w:r>
+        <w:rPr>
+          <w:color w:val="000000"/>
+        </w:rPr>
+        <w:t>What This Perspective Does Not Argue</w:t>
+      </w:r>
+    </w:p>
+    <w:p>
+      <w:pPr>
+        <w:spacing w:after="120" w:before="0" w:line="360" w:lineRule="auto"/>
+        <w:jc w:val="both"/>
+      </w:pPr>
+      <w:r>
+        <w:rPr>
+          <w:sz w:val="22"/>
+        </w:rPr>
+        <w:t>We wish to be explicit about the boundaries of our argument. We are not claiming that seasonal photoperiod directly drives PSC differentiation outcomes—our GEO analysis demonstrates precisely the opposite: the apparent seasonal signal in public databases is institutional, not biological. We are not claiming that environmental variables are the dominant source of differentiation variability—genetic background, passage number, and operator technique remain important. Rather, we argue that environmental variables constitute an additional, correctable source of variation that has been systematically overlooked because it is never measured. The null hypothesis—that variables like humidity, VOCs, and ambient light have zero effect on PSC differentiation—is contradicted by the evidence reviewed above,</w:t>
+      </w:r>
+      <w:r>
+        <w:rPr>
+          <w:sz w:val="18"/>
+          <w:vertAlign w:val="superscript"/>
+        </w:rPr>
+        <w:t>5,6,11</w:t>
+      </w:r>
+      <w:r>
+        <w:rPr>
+          <w:sz w:val="22"/>
+        </w:rPr>
+        <w:t xml:space="preserve"> but the magnitude of effects under real-world laboratory conditions remains unknown. Only prospective measurement can resolve this question.</w:t>
       </w:r>
     </w:p>
     <w:p>
@@ -1301,7 +1170,59 @@
         <w:rPr>
           <w:sz w:val="22"/>
         </w:rPr>
-        <w:t>The history of experimental biology is punctuated by discoveries that "noise" was in fact signal from an unmeasured variable. Mendel's peas grew in a garden whose soil composition was uncontrolled; early bacteriology was transformed when Koch insisted on standardized media. The stem cell field may be at an analogous inflection point. We have spent two decades optimizing recipes—growth factors, small molecules, matrices, timing—while largely ignoring the kitchen. The convergence of evidence from IVF seasonality, circadian regulation of pluripotency, and environmental monitoring of cell-processing facilities suggests that the "invisible variables" are neither negligible nor intractable. They merely need to be measured.</w:t>
+        <w:t>We have presented three convergent arguments. First, PSCs are uniquely vulnerable to environmental perturbations at magnitudes that leave differentiated cells unaffected—from osmotic stress</w:t>
+      </w:r>
+      <w:r>
+        <w:rPr>
+          <w:sz w:val="18"/>
+          <w:vertAlign w:val="superscript"/>
+        </w:rPr>
+        <w:t>6</w:t>
+      </w:r>
+      <w:r>
+        <w:rPr>
+          <w:sz w:val="22"/>
+        </w:rPr>
+        <w:t xml:space="preserve"> to airborne pollutants</w:t>
+      </w:r>
+      <w:r>
+        <w:rPr>
+          <w:sz w:val="18"/>
+          <w:vertAlign w:val="superscript"/>
+        </w:rPr>
+        <w:t>11</w:t>
+      </w:r>
+      <w:r>
+        <w:rPr>
+          <w:sz w:val="22"/>
+        </w:rPr>
+        <w:t xml:space="preserve"> to circadian disruption.</w:t>
+      </w:r>
+      <w:r>
+        <w:rPr>
+          <w:sz w:val="18"/>
+          <w:vertAlign w:val="superscript"/>
+        </w:rPr>
+        <w:t>12</w:t>
+      </w:r>
+      <w:r>
+        <w:rPr>
+          <w:sz w:val="22"/>
+        </w:rPr>
+        <w:t xml:space="preserve"> Second, multiple environmental variables in typical PSC laboratories remain unmonitored and exhibit seasonal variation.</w:t>
+      </w:r>
+      <w:r>
+        <w:rPr>
+          <w:sz w:val="18"/>
+          <w:vertAlign w:val="superscript"/>
+        </w:rPr>
+        <w:t>7</w:t>
+      </w:r>
+      <w:r>
+        <w:rPr>
+          <w:sz w:val="22"/>
+        </w:rPr>
+        <w:t xml:space="preserve"> Third, our natural experiment using GEO metadata demonstrates that apparent seasonality in stem cell databases is an institutional calendar artifact, meaning that database-mining approaches cannot resolve the question—only prospective measurement can.</w:t>
       </w:r>
     </w:p>
     <w:p>
@@ -1313,7 +1234,84 @@
         <w:rPr>
           <w:sz w:val="22"/>
         </w:rPr>
-        <w:t>The path forward requires no technological breakthroughs—only the willingness to instrument our laboratories and analyze the resulting data. A coordinated international effort, spanning both hemispheres and coupling environmental monitoring with differentiation outcome tracking, could within a few years identify the key environmental variables that drive batch variability. Controlling them could do for stem cell biology what environmental control did for industrial baking: transform an unreliable artisanal craft into a reproducible, scalable technology.</w:t>
+        <w:t>The history of experimental biology is punctuated by discoveries that 'noise' was in fact signal from an unmeasured variable. The stem cell field may be at such an inflection point. We have spent two decades optimizing recipes while ignoring the kitchen. The convergence of evidence from IVF seasonality,</w:t>
+      </w:r>
+      <w:r>
+        <w:rPr>
+          <w:sz w:val="18"/>
+          <w:vertAlign w:val="superscript"/>
+        </w:rPr>
+        <w:t>15,16</w:t>
+      </w:r>
+      <w:r>
+        <w:rPr>
+          <w:sz w:val="22"/>
+        </w:rPr>
+        <w:t xml:space="preserve"> circadian regulation of pluripotency,</w:t>
+      </w:r>
+      <w:r>
+        <w:rPr>
+          <w:sz w:val="18"/>
+          <w:vertAlign w:val="superscript"/>
+        </w:rPr>
+        <w:t>12,13</w:t>
+      </w:r>
+      <w:r>
+        <w:rPr>
+          <w:sz w:val="22"/>
+        </w:rPr>
+        <w:t xml:space="preserve"> and environmental monitoring of cell-processing facilities</w:t>
+      </w:r>
+      <w:r>
+        <w:rPr>
+          <w:sz w:val="18"/>
+          <w:vertAlign w:val="superscript"/>
+        </w:rPr>
+        <w:t>7</w:t>
+      </w:r>
+      <w:r>
+        <w:rPr>
+          <w:sz w:val="22"/>
+        </w:rPr>
+        <w:t xml:space="preserve"> suggests that the invisible variables are neither negligible nor intractable. They merely need to be measured.</w:t>
+      </w:r>
+    </w:p>
+    <w:p>
+      <w:pPr>
+        <w:spacing w:after="120" w:before="0" w:line="360" w:lineRule="auto"/>
+        <w:jc w:val="both"/>
+      </w:pPr>
+      <w:r>
+        <w:rPr>
+          <w:sz w:val="22"/>
+        </w:rPr>
+        <w:t>The practical path forward is clear. First, equip PSC laboratories with multi-parameter environmental sensors and record outcomes systematically for 12 months. Second, analyze IVF registry data (HFEA, ANZARD) for hemisphere-dependent seasonal effects on embryo quality. Third, for any variable identified as significant, conduct controlled interventions. The cost of environmental monitoring is negligible compared to the cost of failed differentiation batches in clinical manufacturing.</w:t>
+      </w:r>
+      <w:r>
+        <w:rPr>
+          <w:sz w:val="18"/>
+          <w:vertAlign w:val="superscript"/>
+        </w:rPr>
+        <w:t>23,24</w:t>
+      </w:r>
+      <w:r>
+        <w:rPr>
+          <w:sz w:val="22"/>
+        </w:rPr>
+        <w:t xml:space="preserve"> If even one invisible variable proves consequential—as VOCs proved consequential in IVF</w:t>
+      </w:r>
+      <w:r>
+        <w:rPr>
+          <w:sz w:val="18"/>
+          <w:vertAlign w:val="superscript"/>
+        </w:rPr>
+        <w:t>10</w:t>
+      </w:r>
+      <w:r>
+        <w:rPr>
+          <w:sz w:val="22"/>
+        </w:rPr>
+        <w:t>—the return on investment for the field will be transformative.</w:t>
       </w:r>
     </w:p>
     <w:p>
@@ -1335,6 +1333,7 @@
       <w:r>
         <w:rPr>
           <w:i/>
+          <w:sz w:val="20"/>
         </w:rPr>
         <w:t>[To be added]</w:t>
       </w:r>
@@ -1356,12 +1355,10 @@
         <w:jc w:val="both"/>
       </w:pPr>
       <w:r>
-        <w:t>The author declares no competing interests.</w:t>
-      </w:r>
-    </w:p>
-    <w:p>
-      <w:r>
-        <w:br w:type="page"/>
+        <w:rPr>
+          <w:sz w:val="22"/>
+        </w:rPr>
+        <w:t>The authors declare no competing interests.</w:t>
       </w:r>
     </w:p>
     <w:p>
@@ -1382,7 +1379,6 @@
       </w:pPr>
       <w:r>
         <w:rPr>
-          <w:b/>
           <w:sz w:val="18"/>
         </w:rPr>
         <w:t xml:space="preserve">1. </w:t>
@@ -1401,10 +1397,405 @@
       </w:pPr>
       <w:r>
         <w:rPr>
-          <w:b/>
           <w:sz w:val="18"/>
         </w:rPr>
         <w:t xml:space="preserve">2. </w:t>
+      </w:r>
+      <w:r>
+        <w:rPr>
+          <w:sz w:val="18"/>
+        </w:rPr>
+        <w:t>Volpato V, Smith J, Bhinge A, et al. Reproducibility of molecular phenotypes after long-term differentiation to human iPSC-derived neurons: a multi-site omics study. Stem Cell Reports. 2018;11(4):897–911.</w:t>
+      </w:r>
+    </w:p>
+    <w:p>
+      <w:pPr>
+        <w:spacing w:after="60" w:before="0" w:line="276" w:lineRule="auto"/>
+        <w:jc w:val="both"/>
+      </w:pPr>
+      <w:r>
+        <w:rPr>
+          <w:sz w:val="18"/>
+        </w:rPr>
+        <w:t xml:space="preserve">3. </w:t>
+      </w:r>
+      <w:r>
+        <w:rPr>
+          <w:sz w:val="18"/>
+        </w:rPr>
+        <w:t>Fossati V, Bhinge A, Bhatt R, et al. Addressing variability in iPSC-derived models of human disease: guidelines to promote reproducibility. Dis Model Mech. 2020;13(1):dmm042317.</w:t>
+      </w:r>
+    </w:p>
+    <w:p>
+      <w:pPr>
+        <w:spacing w:after="60" w:before="0" w:line="276" w:lineRule="auto"/>
+        <w:jc w:val="both"/>
+      </w:pPr>
+      <w:r>
+        <w:rPr>
+          <w:sz w:val="18"/>
+        </w:rPr>
+        <w:t xml:space="preserve">4. </w:t>
+      </w:r>
+      <w:r>
+        <w:rPr>
+          <w:sz w:val="18"/>
+        </w:rPr>
+        <w:t>Ortmann D, Vallier L. Variability of human pluripotent stem cell lines. Curr Opin Genet Dev. 2017;46:179–185.</w:t>
+      </w:r>
+    </w:p>
+    <w:p>
+      <w:pPr>
+        <w:spacing w:after="60" w:before="0" w:line="276" w:lineRule="auto"/>
+        <w:jc w:val="both"/>
+      </w:pPr>
+      <w:r>
+        <w:rPr>
+          <w:sz w:val="18"/>
+        </w:rPr>
+        <w:t xml:space="preserve">5. </w:t>
+      </w:r>
+      <w:r>
+        <w:rPr>
+          <w:sz w:val="18"/>
+        </w:rPr>
+        <w:t>Panina Y, Yamane J, Kobayashi K, Sone H, Fujibuchi W. Human ES and iPS cells display less drug resistance than differentiated cells, and naive-state induction further decreases drug resistance. J Toxicol Sci. 2021;46(3):131–142.</w:t>
+      </w:r>
+    </w:p>
+    <w:p>
+      <w:pPr>
+        <w:spacing w:after="60" w:before="0" w:line="276" w:lineRule="auto"/>
+        <w:jc w:val="both"/>
+      </w:pPr>
+      <w:r>
+        <w:rPr>
+          <w:sz w:val="18"/>
+        </w:rPr>
+        <w:t xml:space="preserve">6. </w:t>
+      </w:r>
+      <w:r>
+        <w:rPr>
+          <w:sz w:val="18"/>
+        </w:rPr>
+        <w:t>Nai S, et al. Mechano-osmotic signals control chromatin state and fate transitions in pluripotent stem cells. Nat Cell Biol. 2025;27(5):789–802.</w:t>
+      </w:r>
+    </w:p>
+    <w:p>
+      <w:pPr>
+        <w:spacing w:after="60" w:before="0" w:line="276" w:lineRule="auto"/>
+        <w:jc w:val="both"/>
+      </w:pPr>
+      <w:r>
+        <w:rPr>
+          <w:sz w:val="18"/>
+        </w:rPr>
+        <w:t xml:space="preserve">7. </w:t>
+      </w:r>
+      <w:r>
+        <w:rPr>
+          <w:sz w:val="18"/>
+        </w:rPr>
+        <w:t>Sato Y, Bando H, Di Piazza M, et al. The environmental risk assessment of cell-processing facilities for cell therapy in a Japanese academic institution. PLoS One. 2020;15(8):e0236600.</w:t>
+      </w:r>
+    </w:p>
+    <w:p>
+      <w:pPr>
+        <w:spacing w:after="60" w:before="0" w:line="276" w:lineRule="auto"/>
+        <w:jc w:val="both"/>
+      </w:pPr>
+      <w:r>
+        <w:rPr>
+          <w:sz w:val="18"/>
+        </w:rPr>
+        <w:t xml:space="preserve">8. </w:t>
+      </w:r>
+      <w:r>
+        <w:rPr>
+          <w:sz w:val="18"/>
+        </w:rPr>
+        <w:t>Klein SG, Hendriks WT, Reusken C, et al. Toward best practices for controlling mammalian cell culture environments. Front Cell Dev Biol. 2022;10:788808.</w:t>
+      </w:r>
+    </w:p>
+    <w:p>
+      <w:pPr>
+        <w:spacing w:after="60" w:before="0" w:line="276" w:lineRule="auto"/>
+        <w:jc w:val="both"/>
+      </w:pPr>
+      <w:r>
+        <w:rPr>
+          <w:sz w:val="18"/>
+        </w:rPr>
+        <w:t xml:space="preserve">9. </w:t>
+      </w:r>
+      <w:r>
+        <w:rPr>
+          <w:sz w:val="18"/>
+        </w:rPr>
+        <w:t>Li X, Zhang Y, Chen H, et al. Real-time monitoring reveals the effects of low concentrations of volatile organic compounds in the embryology laboratory. Reprod Biomed Online. 2025;50(2):103876.</w:t>
+      </w:r>
+    </w:p>
+    <w:p>
+      <w:pPr>
+        <w:spacing w:after="60" w:before="0" w:line="276" w:lineRule="auto"/>
+        <w:jc w:val="both"/>
+      </w:pPr>
+      <w:r>
+        <w:rPr>
+          <w:sz w:val="18"/>
+        </w:rPr>
+        <w:t xml:space="preserve">10. </w:t>
+      </w:r>
+      <w:r>
+        <w:rPr>
+          <w:sz w:val="18"/>
+        </w:rPr>
+        <w:t>Worrilow KC, Huynh HT, Gwozdziewicz JB, et al. Volatile organic compounds and good laboratory practices in the IVF laboratory: the important parameters for successful outcome in extended culture. J IVF Reprod Med Genet. 2017;5:182.</w:t>
+      </w:r>
+    </w:p>
+    <w:p>
+      <w:pPr>
+        <w:spacing w:after="60" w:before="0" w:line="276" w:lineRule="auto"/>
+        <w:jc w:val="both"/>
+      </w:pPr>
+      <w:r>
+        <w:rPr>
+          <w:sz w:val="18"/>
+        </w:rPr>
+        <w:t xml:space="preserve">11. </w:t>
+      </w:r>
+      <w:r>
+        <w:rPr>
+          <w:sz w:val="18"/>
+        </w:rPr>
+        <w:t>Chen H, Zhang Y, Li X, et al. Fine particulate matter reduces the pluripotency and proliferation of human embryonic stem cells through ROS induced AKT and ERK signaling pathway. Reprod Toxicol. 2020;99:19–29.</w:t>
+      </w:r>
+    </w:p>
+    <w:p>
+      <w:pPr>
+        <w:spacing w:after="60" w:before="0" w:line="276" w:lineRule="auto"/>
+        <w:jc w:val="both"/>
+      </w:pPr>
+      <w:r>
+        <w:rPr>
+          <w:sz w:val="18"/>
+        </w:rPr>
+        <w:t xml:space="preserve">12. </w:t>
+      </w:r>
+      <w:r>
+        <w:rPr>
+          <w:sz w:val="18"/>
+        </w:rPr>
+        <w:t>Umemura Y, Maki I, Tsuchiya Y, et al. The circadian clock CRY1 regulates pluripotent stem cell identity and somatic cell reprogramming. Cell Rep. 2023;42(6):112590.</w:t>
+      </w:r>
+    </w:p>
+    <w:p>
+      <w:pPr>
+        <w:spacing w:after="60" w:before="0" w:line="276" w:lineRule="auto"/>
+        <w:jc w:val="both"/>
+      </w:pPr>
+      <w:r>
+        <w:rPr>
+          <w:sz w:val="18"/>
+        </w:rPr>
+        <w:t xml:space="preserve">13. </w:t>
+      </w:r>
+      <w:r>
+        <w:rPr>
+          <w:sz w:val="18"/>
+        </w:rPr>
+        <w:t>Dierickx P, Vermunt MW, Muraro MJ, et al. BMAL1 coordinates energy metabolism and differentiation of pluripotent stem cells. Life Sci Alliance. 2020;3(5):e201900534.</w:t>
+      </w:r>
+    </w:p>
+    <w:p>
+      <w:pPr>
+        <w:spacing w:after="60" w:before="0" w:line="276" w:lineRule="auto"/>
+        <w:jc w:val="both"/>
+      </w:pPr>
+      <w:r>
+        <w:rPr>
+          <w:sz w:val="18"/>
+        </w:rPr>
+        <w:t xml:space="preserve">14. </w:t>
+      </w:r>
+      <w:r>
+        <w:rPr>
+          <w:sz w:val="18"/>
+        </w:rPr>
+        <w:t>Czyz J, Nikolova T, Schuderer J, et al. Non-thermal effects of power-line magnetic fields (50 Hz) on gene expression levels of pluripotent embryonic stem cells. Mutat Res. 2004;557(1):63–74.</w:t>
+      </w:r>
+    </w:p>
+    <w:p>
+      <w:pPr>
+        <w:spacing w:after="60" w:before="0" w:line="276" w:lineRule="auto"/>
+        <w:jc w:val="both"/>
+      </w:pPr>
+      <w:r>
+        <w:rPr>
+          <w:sz w:val="18"/>
+        </w:rPr>
+        <w:t xml:space="preserve">15. </w:t>
+      </w:r>
+      <w:r>
+        <w:rPr>
+          <w:sz w:val="18"/>
+        </w:rPr>
+        <w:t>Suzuki H, Togashi M, Adachi J, Toyoda Y. Seasonal variation in cell cycle during early development of the mouse embryo. Reproduction. 1992;94(2):431–436.</w:t>
+      </w:r>
+    </w:p>
+    <w:p>
+      <w:pPr>
+        <w:spacing w:after="60" w:before="0" w:line="276" w:lineRule="auto"/>
+        <w:jc w:val="both"/>
+      </w:pPr>
+      <w:r>
+        <w:rPr>
+          <w:sz w:val="18"/>
+        </w:rPr>
+        <w:t xml:space="preserve">16. </w:t>
+      </w:r>
+      <w:r>
+        <w:rPr>
+          <w:sz w:val="18"/>
+        </w:rPr>
+        <w:t>Leathersich SJ, Hart RJ, Wijs LA, et al. Season at the time of oocyte collection and frozen embryo transfer outcomes. Hum Reprod. 2023;38(9):1761–1770.</w:t>
+      </w:r>
+    </w:p>
+    <w:p>
+      <w:pPr>
+        <w:spacing w:after="60" w:before="0" w:line="276" w:lineRule="auto"/>
+        <w:jc w:val="both"/>
+      </w:pPr>
+      <w:r>
+        <w:rPr>
+          <w:sz w:val="18"/>
+        </w:rPr>
+        <w:t xml:space="preserve">17. </w:t>
+      </w:r>
+      <w:r>
+        <w:rPr>
+          <w:sz w:val="18"/>
+        </w:rPr>
+        <w:t>Springer. The impact of season, temperature, and direct normal irradiance on IVF pregnancy outcomes: a retrospective cohort study. Int J Biometeorol. 2025;69:1051–1062.</w:t>
+      </w:r>
+    </w:p>
+    <w:p>
+      <w:pPr>
+        <w:spacing w:after="60" w:before="0" w:line="276" w:lineRule="auto"/>
+        <w:jc w:val="both"/>
+      </w:pPr>
+      <w:r>
+        <w:rPr>
+          <w:sz w:val="18"/>
+        </w:rPr>
+        <w:t xml:space="preserve">18. </w:t>
+      </w:r>
+      <w:r>
+        <w:rPr>
+          <w:sz w:val="18"/>
+        </w:rPr>
+        <w:t>PMC. Association between meteorological season and embryo quality in the era of morphokinetics. J Assist Reprod Genet. 2025;42:1287–1298.</w:t>
+      </w:r>
+    </w:p>
+    <w:p>
+      <w:pPr>
+        <w:spacing w:after="60" w:before="0" w:line="276" w:lineRule="auto"/>
+        <w:jc w:val="both"/>
+      </w:pPr>
+      <w:r>
+        <w:rPr>
+          <w:sz w:val="18"/>
+        </w:rPr>
+        <w:t xml:space="preserve">19. </w:t>
+      </w:r>
+      <w:r>
+        <w:rPr>
+          <w:sz w:val="18"/>
+        </w:rPr>
+        <w:t>Barrett T, Wilhite SE, Ledoux P, et al. NCBI GEO: archive for functional genomics data sets—update. Nucleic Acids Res. 2013;41(D):D991–D995.</w:t>
+      </w:r>
+    </w:p>
+    <w:p>
+      <w:pPr>
+        <w:spacing w:after="60" w:before="0" w:line="276" w:lineRule="auto"/>
+        <w:jc w:val="both"/>
+      </w:pPr>
+      <w:r>
+        <w:rPr>
+          <w:sz w:val="18"/>
+        </w:rPr>
+        <w:t xml:space="preserve">20. </w:t>
+      </w:r>
+      <w:r>
+        <w:rPr>
+          <w:sz w:val="18"/>
+        </w:rPr>
+        <w:t>Mardia KV, Jupp PE. Directional Statistics. Wiley; 2000.</w:t>
+      </w:r>
+    </w:p>
+    <w:p>
+      <w:pPr>
+        <w:spacing w:after="60" w:before="0" w:line="276" w:lineRule="auto"/>
+        <w:jc w:val="both"/>
+      </w:pPr>
+      <w:r>
+        <w:rPr>
+          <w:sz w:val="18"/>
+        </w:rPr>
+        <w:t xml:space="preserve">21. </w:t>
+      </w:r>
+      <w:r>
+        <w:rPr>
+          <w:sz w:val="18"/>
+        </w:rPr>
+        <w:t>Lapidot T, Kollet O. Daily light and darkness onset and circadian rhythms metabolically synchronize hematopoietic stem cell differentiation and maintenance. Exp Hematol. 2019;78:1–10.</w:t>
+      </w:r>
+    </w:p>
+    <w:p>
+      <w:pPr>
+        <w:spacing w:after="60" w:before="0" w:line="276" w:lineRule="auto"/>
+        <w:jc w:val="both"/>
+      </w:pPr>
+      <w:r>
+        <w:rPr>
+          <w:sz w:val="18"/>
+        </w:rPr>
+        <w:t xml:space="preserve">22. </w:t>
+      </w:r>
+      <w:r>
+        <w:rPr>
+          <w:sz w:val="18"/>
+        </w:rPr>
+        <w:t>Diatroptova MA, Kosyreva AM, Makarova OV, Diatroptov ME. About 4-day rhythm of proliferative activity of L-929 cells in culture correlates with the intensity of secondary cosmic radiation fluctuations. Bull Exp Biol Med. 2022;173(4):531–535.</w:t>
+      </w:r>
+    </w:p>
+    <w:p>
+      <w:pPr>
+        <w:spacing w:after="60" w:before="0" w:line="276" w:lineRule="auto"/>
+        <w:jc w:val="both"/>
+      </w:pPr>
+      <w:r>
+        <w:rPr>
+          <w:sz w:val="18"/>
+        </w:rPr>
+        <w:t xml:space="preserve">23. </w:t>
+      </w:r>
+      <w:r>
+        <w:rPr>
+          <w:sz w:val="18"/>
+        </w:rPr>
+        <w:t>Kirkeby A, Main H, Carpenter M. Pluripotent stem-cell-derived therapies in clinical trial: a 2025 update. Cell Stem Cell. 2025;32(3):329–331.</w:t>
+      </w:r>
+    </w:p>
+    <w:p>
+      <w:pPr>
+        <w:spacing w:after="60" w:before="0" w:line="276" w:lineRule="auto"/>
+        <w:jc w:val="both"/>
+      </w:pPr>
+      <w:r>
+        <w:rPr>
+          <w:sz w:val="18"/>
+        </w:rPr>
+        <w:t xml:space="preserve">24. </w:t>
       </w:r>
       <w:r>
         <w:rPr>
@@ -1420,561 +1811,9 @@
       </w:pPr>
       <w:r>
         <w:rPr>
-          <w:b/>
-          <w:sz w:val="18"/>
-        </w:rPr>
-        <w:t xml:space="preserve">3. </w:t>
-      </w:r>
-      <w:r>
-        <w:rPr>
-          <w:sz w:val="18"/>
-        </w:rPr>
-        <w:t>Volpato V, Smith J, Bhinge A, et al. Reproducibility of molecular phenotypes after long-term differentiation to human iPSC-derived neurons: a multi-site omics study. Stem Cell Reports. 2018;11(4):897–911.</w:t>
-      </w:r>
-    </w:p>
-    <w:p>
-      <w:pPr>
-        <w:spacing w:after="60" w:before="0" w:line="276" w:lineRule="auto"/>
-        <w:jc w:val="both"/>
-      </w:pPr>
-      <w:r>
-        <w:rPr>
-          <w:b/>
-          <w:sz w:val="18"/>
-        </w:rPr>
-        <w:t xml:space="preserve">4. </w:t>
-      </w:r>
-      <w:r>
-        <w:rPr>
-          <w:sz w:val="18"/>
-        </w:rPr>
-        <w:t>Fossati V, Bhinge A, Bhatt R, et al. Addressing variability in iPSC-derived models of human disease: guidelines to promote reproducibility. Dis Model Mech. 2020;13(1):dmm042317.</w:t>
-      </w:r>
-    </w:p>
-    <w:p>
-      <w:pPr>
-        <w:spacing w:after="60" w:before="0" w:line="276" w:lineRule="auto"/>
-        <w:jc w:val="both"/>
-      </w:pPr>
-      <w:r>
-        <w:rPr>
-          <w:b/>
-          <w:sz w:val="18"/>
-        </w:rPr>
-        <w:t xml:space="preserve">5. </w:t>
-      </w:r>
-      <w:r>
-        <w:rPr>
-          <w:sz w:val="18"/>
-        </w:rPr>
-        <w:t>Ortmann D, Vallier L. Variability of human pluripotent stem cell lines. Curr Opin Genet Dev. 2017;46:179–185.</w:t>
-      </w:r>
-    </w:p>
-    <w:p>
-      <w:pPr>
-        <w:spacing w:after="60" w:before="0" w:line="276" w:lineRule="auto"/>
-        <w:jc w:val="both"/>
-      </w:pPr>
-      <w:r>
-        <w:rPr>
-          <w:b/>
-          <w:sz w:val="18"/>
-        </w:rPr>
-        <w:t xml:space="preserve">6. </w:t>
-      </w:r>
-      <w:r>
-        <w:rPr>
-          <w:sz w:val="18"/>
-        </w:rPr>
-        <w:t>Suzuki H, Togashi M, Adachi J, Toyoda Y. Seasonal variation in cell cycle during early development of the mouse embryo. Reproduction. 1992;94(2):431–436.</w:t>
-      </w:r>
-    </w:p>
-    <w:p>
-      <w:pPr>
-        <w:spacing w:after="60" w:before="0" w:line="276" w:lineRule="auto"/>
-        <w:jc w:val="both"/>
-      </w:pPr>
-      <w:r>
-        <w:rPr>
-          <w:b/>
-          <w:sz w:val="18"/>
-        </w:rPr>
-        <w:t xml:space="preserve">7. </w:t>
-      </w:r>
-      <w:r>
-        <w:rPr>
-          <w:sz w:val="18"/>
-        </w:rPr>
-        <w:t>Leathersich SJ, Hart RJ, Wijs LA, et al. Season at the time of oocyte collection and frozen embryo transfer outcomes. Hum Reprod. 2023;38(9):1761–1770.</w:t>
-      </w:r>
-    </w:p>
-    <w:p>
-      <w:pPr>
-        <w:spacing w:after="60" w:before="0" w:line="276" w:lineRule="auto"/>
-        <w:jc w:val="both"/>
-      </w:pPr>
-      <w:r>
-        <w:rPr>
-          <w:b/>
-          <w:sz w:val="18"/>
-        </w:rPr>
-        <w:t xml:space="preserve">8. </w:t>
-      </w:r>
-      <w:r>
-        <w:rPr>
-          <w:sz w:val="18"/>
-        </w:rPr>
-        <w:t>Springer. The impact of season, temperature, and direct normal irradiance on IVF pregnancy outcomes: a retrospective cohort study. Int J Biometeorol. 2025;69:1051–1062.</w:t>
-      </w:r>
-    </w:p>
-    <w:p>
-      <w:pPr>
-        <w:spacing w:after="60" w:before="0" w:line="276" w:lineRule="auto"/>
-        <w:jc w:val="both"/>
-      </w:pPr>
-      <w:r>
-        <w:rPr>
-          <w:b/>
-          <w:sz w:val="18"/>
-        </w:rPr>
-        <w:t xml:space="preserve">9. </w:t>
-      </w:r>
-      <w:r>
-        <w:rPr>
-          <w:sz w:val="18"/>
-        </w:rPr>
-        <w:t>PMC. Association between meteorological season and embryo quality in the era of morphokinetics. J Assist Reprod Genet. 2025;42:1287–1298.</w:t>
-      </w:r>
-    </w:p>
-    <w:p>
-      <w:pPr>
-        <w:spacing w:after="60" w:before="0" w:line="276" w:lineRule="auto"/>
-        <w:jc w:val="both"/>
-      </w:pPr>
-      <w:r>
-        <w:rPr>
-          <w:b/>
-          <w:sz w:val="18"/>
-        </w:rPr>
-        <w:t xml:space="preserve">10. </w:t>
-      </w:r>
-      <w:r>
-        <w:rPr>
-          <w:sz w:val="18"/>
-        </w:rPr>
-        <w:t>Sato Y, Bando H, Di Piazza M, et al. The environmental risk assessment of cell-processing facilities for cell therapy in a Japanese academic institution. PLoS One. 2020;15(8):e0236600.</w:t>
-      </w:r>
-    </w:p>
-    <w:p>
-      <w:pPr>
-        <w:spacing w:after="60" w:before="0" w:line="276" w:lineRule="auto"/>
-        <w:jc w:val="both"/>
-      </w:pPr>
-      <w:r>
-        <w:rPr>
-          <w:b/>
-          <w:sz w:val="18"/>
-        </w:rPr>
-        <w:t xml:space="preserve">11. </w:t>
-      </w:r>
-      <w:r>
-        <w:rPr>
-          <w:sz w:val="18"/>
-        </w:rPr>
-        <w:t>Klein SG, Hendriks WT, Reusken C, et al. Toward best practices for controlling mammalian cell culture environments. Front Cell Dev Biol. 2022;10:788808.</w:t>
-      </w:r>
-    </w:p>
-    <w:p>
-      <w:pPr>
-        <w:spacing w:after="60" w:before="0" w:line="276" w:lineRule="auto"/>
-        <w:jc w:val="both"/>
-      </w:pPr>
-      <w:r>
-        <w:rPr>
-          <w:b/>
-          <w:sz w:val="18"/>
-        </w:rPr>
-        <w:t xml:space="preserve">12. </w:t>
-      </w:r>
-      <w:r>
-        <w:rPr>
-          <w:sz w:val="18"/>
-        </w:rPr>
-        <w:t>Pri-Cella. Preventing seasonal contamination: step-by-step strategies for stable cell culture. Cell Culture Academy. 2025.</w:t>
-      </w:r>
-    </w:p>
-    <w:p>
-      <w:pPr>
-        <w:spacing w:after="60" w:before="0" w:line="276" w:lineRule="auto"/>
-        <w:jc w:val="both"/>
-      </w:pPr>
-      <w:r>
-        <w:rPr>
-          <w:b/>
-          <w:sz w:val="18"/>
-        </w:rPr>
-        <w:t xml:space="preserve">13. </w:t>
-      </w:r>
-      <w:r>
-        <w:rPr>
-          <w:sz w:val="18"/>
-        </w:rPr>
-        <w:t>Li X, Zhang Y, Chen H, et al. Real-time monitoring reveals the effects of low concentrations of volatile organic compounds in the embryology laboratory. Reprod Biomed Online. 2025;50(2):103876.</w:t>
-      </w:r>
-    </w:p>
-    <w:p>
-      <w:pPr>
-        <w:spacing w:after="60" w:before="0" w:line="276" w:lineRule="auto"/>
-        <w:jc w:val="both"/>
-      </w:pPr>
-      <w:r>
-        <w:rPr>
-          <w:b/>
-          <w:sz w:val="18"/>
-        </w:rPr>
-        <w:t xml:space="preserve">14. </w:t>
-      </w:r>
-      <w:r>
-        <w:rPr>
-          <w:sz w:val="18"/>
-        </w:rPr>
-        <w:t>Worrilow KC, Huynh HT, Gwozdziewicz JB, et al. Volatile organic compounds and good laboratory practices in the in vitro fertilization laboratory: the important parameters for successful outcome in extended culture. J IVF Reprod Med Genet. 2017;5:182.</w:t>
-      </w:r>
-    </w:p>
-    <w:p>
-      <w:pPr>
-        <w:spacing w:after="60" w:before="0" w:line="276" w:lineRule="auto"/>
-        <w:jc w:val="both"/>
-      </w:pPr>
-      <w:r>
-        <w:rPr>
-          <w:b/>
-          <w:sz w:val="18"/>
-        </w:rPr>
-        <w:t xml:space="preserve">15. </w:t>
-      </w:r>
-      <w:r>
-        <w:rPr>
-          <w:sz w:val="18"/>
-        </w:rPr>
-        <w:t>Umemura Y, Maki I, Tsuchiya Y, et al. The circadian clock CRY1 regulates pluripotent stem cell identity and somatic cell reprogramming. Cell Rep. 2023;42(6):112590.</w:t>
-      </w:r>
-    </w:p>
-    <w:p>
-      <w:pPr>
-        <w:spacing w:after="60" w:before="0" w:line="276" w:lineRule="auto"/>
-        <w:jc w:val="both"/>
-      </w:pPr>
-      <w:r>
-        <w:rPr>
-          <w:b/>
-          <w:sz w:val="18"/>
-        </w:rPr>
-        <w:t xml:space="preserve">16. </w:t>
-      </w:r>
-      <w:r>
-        <w:rPr>
-          <w:sz w:val="18"/>
-        </w:rPr>
-        <w:t>Malik A, Nalluri S, De A, Beligala D, Geusz ME. The relevance of circadian clocks to stem cell differentiation and cancer progression. NeuroSci. 2022;3(2):146–165.</w:t>
-      </w:r>
-    </w:p>
-    <w:p>
-      <w:pPr>
-        <w:spacing w:after="60" w:before="0" w:line="276" w:lineRule="auto"/>
-        <w:jc w:val="both"/>
-      </w:pPr>
-      <w:r>
-        <w:rPr>
-          <w:b/>
-          <w:sz w:val="18"/>
-        </w:rPr>
-        <w:t xml:space="preserve">17. </w:t>
-      </w:r>
-      <w:r>
-        <w:rPr>
-          <w:sz w:val="18"/>
-        </w:rPr>
-        <w:t>Dierickx P, Vermunt MW, Muraro MJ, et al. 'Time is out of joint' in pluripotent stem cells: how and why. Int J Mol Sci. 2023;24(3):2580.</w:t>
-      </w:r>
-    </w:p>
-    <w:p>
-      <w:pPr>
-        <w:spacing w:after="60" w:before="0" w:line="276" w:lineRule="auto"/>
-        <w:jc w:val="both"/>
-      </w:pPr>
-      <w:r>
-        <w:rPr>
-          <w:b/>
-          <w:sz w:val="18"/>
-        </w:rPr>
-        <w:t xml:space="preserve">18. </w:t>
-      </w:r>
-      <w:r>
-        <w:rPr>
-          <w:sz w:val="18"/>
-        </w:rPr>
-        <w:t>Lapidot T, Kollet O. Daily light and darkness onset and circadian rhythms metabolically synchronize hematopoietic stem cell differentiation and maintenance. Exp Hematol. 2019;78:1–10.</w:t>
-      </w:r>
-    </w:p>
-    <w:p>
-      <w:pPr>
-        <w:spacing w:after="60" w:before="0" w:line="276" w:lineRule="auto"/>
-        <w:jc w:val="both"/>
-      </w:pPr>
-      <w:r>
-        <w:rPr>
-          <w:b/>
-          <w:sz w:val="18"/>
-        </w:rPr>
-        <w:t xml:space="preserve">19. </w:t>
-      </w:r>
-      <w:r>
-        <w:rPr>
-          <w:sz w:val="18"/>
-        </w:rPr>
-        <w:t>Golan K, Kumari A, Kollet O, et al. Nocturnal melatonin renews bone and blood forming stem cells reservoir by metabolic reprogramming. Blood. 2018;132(Suppl 1):2.</w:t>
-      </w:r>
-    </w:p>
-    <w:p>
-      <w:pPr>
-        <w:spacing w:after="60" w:before="0" w:line="276" w:lineRule="auto"/>
-        <w:jc w:val="both"/>
-      </w:pPr>
-      <w:r>
-        <w:rPr>
-          <w:b/>
-          <w:sz w:val="18"/>
-        </w:rPr>
-        <w:t xml:space="preserve">20. </w:t>
-      </w:r>
-      <w:r>
-        <w:rPr>
-          <w:sz w:val="18"/>
-        </w:rPr>
-        <w:t>Diatroptova MA, Kosyreva AM, Makarova OV, Diatroptov ME. About 4-day rhythm of proliferative activity of L-929 cells in culture correlates with the intensity of secondary cosmic radiation fluctuations. Bull Exp Biol Med. 2022;173(4):531–535.</w:t>
-      </w:r>
-    </w:p>
-    <w:p>
-      <w:pPr>
-        <w:spacing w:after="60" w:before="0" w:line="276" w:lineRule="auto"/>
-        <w:jc w:val="both"/>
-      </w:pPr>
-      <w:r>
-        <w:rPr>
-          <w:b/>
-          <w:sz w:val="18"/>
-        </w:rPr>
-        <w:t xml:space="preserve">21. </w:t>
-      </w:r>
-      <w:r>
-        <w:rPr>
-          <w:sz w:val="18"/>
-        </w:rPr>
-        <w:t>Carbone MC, Pinto M, Antonelli F, et al. The cosmic silence experiment: on the putative adaptive role of environmental ionizing radiation. Mutat Res. 2009;663(1–2):70–73.</w:t>
-      </w:r>
-    </w:p>
-    <w:p>
-      <w:pPr>
-        <w:spacing w:after="60" w:before="0" w:line="276" w:lineRule="auto"/>
-        <w:jc w:val="both"/>
-      </w:pPr>
-      <w:r>
-        <w:rPr>
-          <w:b/>
-          <w:sz w:val="18"/>
-        </w:rPr>
-        <w:t xml:space="preserve">22. </w:t>
-      </w:r>
-      <w:r>
-        <w:rPr>
-          <w:sz w:val="18"/>
-        </w:rPr>
-        <w:t>Bai WF, Xu WC, Feng Y, et al. Fifty-hertz electromagnetic fields facilitate the induction of rat bone mesenchymal stromal cells to differentiate into functional neurons. Cytotherapy. 2013;15(8):961–970.</w:t>
-      </w:r>
-    </w:p>
-    <w:p>
-      <w:pPr>
-        <w:spacing w:after="60" w:before="0" w:line="276" w:lineRule="auto"/>
-        <w:jc w:val="both"/>
-      </w:pPr>
-      <w:r>
-        <w:rPr>
-          <w:b/>
-          <w:sz w:val="18"/>
-        </w:rPr>
-        <w:t xml:space="preserve">23. </w:t>
-      </w:r>
-      <w:r>
-        <w:rPr>
-          <w:sz w:val="18"/>
-        </w:rPr>
-        <w:t>Czyz J, Nikolova T, Schuderer J, et al. Non-thermal effects of power-line magnetic fields (50 Hz) on gene expression levels of pluripotent embryonic stem cells. Mutat Res. 2004;557(1):63–74.</w:t>
-      </w:r>
-    </w:p>
-    <w:p>
-      <w:pPr>
-        <w:spacing w:after="60" w:before="0" w:line="276" w:lineRule="auto"/>
-        <w:jc w:val="both"/>
-      </w:pPr>
-      <w:r>
-        <w:rPr>
-          <w:b/>
-          <w:sz w:val="18"/>
-        </w:rPr>
-        <w:t xml:space="preserve">24. </w:t>
-      </w:r>
-      <w:r>
-        <w:rPr>
-          <w:sz w:val="18"/>
-        </w:rPr>
-        <w:t>Gurfinkel YI, Breus TK, Zenchenko TA, Ozheredov VA. The role of solar and geomagnetic activity in endothelial activation and inflammation in the NAS cohort. PLoS One. 2022;17(7):e0268700.</w:t>
-      </w:r>
-    </w:p>
-    <w:p>
-      <w:pPr>
-        <w:spacing w:after="60" w:before="0" w:line="276" w:lineRule="auto"/>
-        <w:jc w:val="both"/>
-      </w:pPr>
-      <w:r>
-        <w:rPr>
-          <w:b/>
           <w:sz w:val="18"/>
         </w:rPr>
         <w:t xml:space="preserve">25. </w:t>
-      </w:r>
-      <w:r>
-        <w:rPr>
-          <w:sz w:val="18"/>
-        </w:rPr>
-        <w:t>Foley LE, Gegear RJ, Reppert SM. Human cryptochrome exhibits light-dependent magnetosensitivity. Nat Commun. 2011;2:356.</w:t>
-      </w:r>
-    </w:p>
-    <w:p>
-      <w:pPr>
-        <w:spacing w:after="60" w:before="0" w:line="276" w:lineRule="auto"/>
-        <w:jc w:val="both"/>
-      </w:pPr>
-      <w:r>
-        <w:rPr>
-          <w:b/>
-          <w:sz w:val="18"/>
-        </w:rPr>
-        <w:t xml:space="preserve">26. </w:t>
-      </w:r>
-      <w:r>
-        <w:rPr>
-          <w:sz w:val="18"/>
-        </w:rPr>
-        <w:t>Galland P, Pazur A. Magnetoreception in plants. J Plant Res. 2005;118(6):371–389.</w:t>
-      </w:r>
-    </w:p>
-    <w:p>
-      <w:pPr>
-        <w:spacing w:after="60" w:before="0" w:line="276" w:lineRule="auto"/>
-        <w:jc w:val="both"/>
-      </w:pPr>
-      <w:r>
-        <w:rPr>
-          <w:b/>
-          <w:sz w:val="18"/>
-        </w:rPr>
-        <w:t xml:space="preserve">27. </w:t>
-      </w:r>
-      <w:r>
-        <w:rPr>
-          <w:sz w:val="18"/>
-        </w:rPr>
-        <w:t>Archives of Biological Sciences. Elevated barometric pressure suppresses cell proliferation by delaying the G2/M phase. Arch Biol Sci. 2023;75(3):289–300.</w:t>
-      </w:r>
-    </w:p>
-    <w:p>
-      <w:pPr>
-        <w:spacing w:after="60" w:before="0" w:line="276" w:lineRule="auto"/>
-        <w:jc w:val="both"/>
-      </w:pPr>
-      <w:r>
-        <w:rPr>
-          <w:b/>
-          <w:sz w:val="18"/>
-        </w:rPr>
-        <w:t xml:space="preserve">28. </w:t>
-      </w:r>
-      <w:r>
-        <w:rPr>
-          <w:sz w:val="18"/>
-        </w:rPr>
-        <w:t>Kirkeby A, Main H, Carpenter M. Pluripotent stem-cell-derived therapies in clinical trial: a 2025 update. Cell Stem Cell. 2025;32(3):329–331.</w:t>
-      </w:r>
-    </w:p>
-    <w:p>
-      <w:pPr>
-        <w:spacing w:after="60" w:before="0" w:line="276" w:lineRule="auto"/>
-        <w:jc w:val="both"/>
-      </w:pPr>
-      <w:r>
-        <w:rPr>
-          <w:b/>
-          <w:sz w:val="18"/>
-        </w:rPr>
-        <w:t xml:space="preserve">29. </w:t>
-      </w:r>
-      <w:r>
-        <w:rPr>
-          <w:sz w:val="18"/>
-        </w:rPr>
-        <w:t>Vales JP, Barbaric I. Culture-acquired genetic variation in human pluripotent stem cells: twenty years on. Bioessays. 2024;46:e2400062.</w:t>
-      </w:r>
-    </w:p>
-    <w:p>
-      <w:pPr>
-        <w:spacing w:after="60" w:before="0" w:line="276" w:lineRule="auto"/>
-        <w:jc w:val="both"/>
-      </w:pPr>
-      <w:r>
-        <w:rPr>
-          <w:b/>
-          <w:sz w:val="18"/>
-        </w:rPr>
-        <w:t xml:space="preserve">30. </w:t>
-      </w:r>
-      <w:r>
-        <w:rPr>
-          <w:sz w:val="18"/>
-        </w:rPr>
-        <w:t>Frontiers in Immunology. Deciphering reprogramming efficiency in human induced pluripotent stem cells: insights from the generation of 150 cell lines. Front Immunol. 2025;16:1719056.</w:t>
-      </w:r>
-    </w:p>
-    <w:p>
-      <w:pPr>
-        <w:spacing w:after="60" w:before="0" w:line="276" w:lineRule="auto"/>
-        <w:jc w:val="both"/>
-      </w:pPr>
-      <w:r>
-        <w:rPr>
-          <w:b/>
-          <w:sz w:val="18"/>
-        </w:rPr>
-        <w:t xml:space="preserve">31. </w:t>
-      </w:r>
-      <w:r>
-        <w:rPr>
-          <w:sz w:val="18"/>
-        </w:rPr>
-        <w:t>Scielo Brazil. Summer versus winter: the impact of the seasons on oocyte quality in IVF cycles. Rev Assoc Med Bras. 2023;69(4):e20221048.</w:t>
-      </w:r>
-    </w:p>
-    <w:p>
-      <w:pPr>
-        <w:spacing w:after="60" w:before="0" w:line="276" w:lineRule="auto"/>
-        <w:jc w:val="both"/>
-      </w:pPr>
-      <w:r>
-        <w:rPr>
-          <w:b/>
-          <w:sz w:val="18"/>
-        </w:rPr>
-        <w:t xml:space="preserve">32. </w:t>
       </w:r>
       <w:r>
         <w:rPr>
@@ -1990,54 +1829,15 @@
       </w:pPr>
       <w:r>
         <w:rPr>
-          <w:b/>
           <w:sz w:val="18"/>
         </w:rPr>
-        <w:t xml:space="preserve">33. </w:t>
+        <w:t xml:space="preserve">26. </w:t>
       </w:r>
       <w:r>
         <w:rPr>
           <w:sz w:val="18"/>
         </w:rPr>
-        <w:t>Link Springer. A review of the circadian regulation of stem cells: harnessing the internal body clock for enhanced regenerative therapies. Stem Cell Res Ther. 2026;17(1):89.</w:t>
-      </w:r>
-    </w:p>
-    <w:p>
-      <w:pPr>
-        <w:spacing w:after="60" w:before="0" w:line="276" w:lineRule="auto"/>
-        <w:jc w:val="both"/>
-      </w:pPr>
-      <w:r>
-        <w:rPr>
-          <w:b/>
-          <w:sz w:val="18"/>
-        </w:rPr>
-        <w:t xml:space="preserve">34. </w:t>
-      </w:r>
-      <w:r>
-        <w:rPr>
-          <w:sz w:val="18"/>
-        </w:rPr>
-        <w:t>Barrett T, Wilhite SE, Ledoux P, et al. NCBI GEO: archive for functional genomics data sets—update. Nucleic Acids Res. 2013;41(D):D991–D995.</w:t>
-      </w:r>
-    </w:p>
-    <w:p>
-      <w:pPr>
-        <w:spacing w:after="60" w:before="0" w:line="276" w:lineRule="auto"/>
-        <w:jc w:val="both"/>
-      </w:pPr>
-      <w:r>
-        <w:rPr>
-          <w:b/>
-          <w:sz w:val="18"/>
-        </w:rPr>
-        <w:t xml:space="preserve">35. </w:t>
-      </w:r>
-      <w:r>
-        <w:rPr>
-          <w:sz w:val="18"/>
-        </w:rPr>
-        <w:t>Mardia KV, Jupp PE. Directional Statistics. Wiley; 2000.</w:t>
+        <w:t>Kulgarova et al. Osmolar modulation drives reversible cell cycle exit and human pluripotent cell differentiation via NF-kB and WNT signaling. Stem Cells. 2024;42(2):152–167.</w:t>
       </w:r>
     </w:p>
     <w:sectPr>

--- a/stem_cell_seasonality/output/CellStemCell_Perspective_InvisibleVariables.docx
+++ b/stem_cell_seasonality/output/CellStemCell_Perspective_InvisibleVariables.docx
@@ -204,6 +204,18 @@
           <w:sz w:val="22"/>
         </w:rPr>
         <w:t>Consider an analogy from artisanal baking. For decades, bread quality varied unpredictably between batches until industrial bakeries recognized that controlling only oven temperature was insufficient; ambient humidity, dough temperature during proofing, and air quality were equally critical. Today's PSC laboratory resembles the pre-industrial bakery: we control incubator temperature (37°C) and CO2 (5%) but leave humidity, volatile organic compounds (VOCs), ambient light, electromagnetic fields (EMF), and barometric pressure entirely unmonitored. This Perspective argues that these 'invisible variables' may constitute a significant and correctable source of differentiation variability.</w:t>
+      </w:r>
+    </w:p>
+    <w:p>
+      <w:pPr>
+        <w:spacing w:after="120" w:before="0" w:line="360" w:lineRule="auto"/>
+        <w:jc w:val="both"/>
+      </w:pPr>
+      <w:r>
+        <w:rPr>
+          <w:sz w:val="22"/>
+        </w:rPr>
+        <w:t>A deeper methodological issue compounds the problem. Research using clonal systems—isogenic cell lines, inbred mice, genetically identical iPSC clones—operates under the implicit assumption that genetic homogeneity renders complex confounding adjustment unnecessary. Because the genetic background is 'controlled,' investigators rarely apply the stratification, regression, or sensitivity analyses that epidemiologists would consider mandatory for observational data. This creates a blind spot: non-genetic confounders (environmental, institutional, temporal) are neither measured nor adjusted for, because the clonal paradigm implies they should not exist. Our analysis reveals that they do exist—and that aggregate data from clonal systems can be just as non-homogeneous and confounded as observational cohort data when institutional and environmental variation is ignored.</w:t>
       </w:r>
     </w:p>
     <w:p>
@@ -1234,6 +1246,18 @@
         <w:rPr>
           <w:sz w:val="22"/>
         </w:rPr>
+        <w:t>More broadly, this work exposes a methodological complacency inherent in clonal research. The assumption that genetically homogeneous systems require no confounding adjustment has allowed non-genetic sources of variation—environmental, institutional, and temporal—to accumulate undetected. Our GEO natural experiment demonstrates how a seemingly homogeneous global dataset can be driven by a single country's fiscal calendar. This lesson extends beyond PSC biology to any field where clonal or isogenic systems create a false sense of experimental control: genetic uniformity does not guarantee environmental uniformity, and aggregate data from clonal experiments are not immune to confounding.</w:t>
+      </w:r>
+    </w:p>
+    <w:p>
+      <w:pPr>
+        <w:spacing w:after="120" w:before="0" w:line="360" w:lineRule="auto"/>
+        <w:jc w:val="both"/>
+      </w:pPr>
+      <w:r>
+        <w:rPr>
+          <w:sz w:val="22"/>
+        </w:rPr>
         <w:t>The history of experimental biology is punctuated by discoveries that 'noise' was in fact signal from an unmeasured variable. The stem cell field may be at such an inflection point. We have spent two decades optimizing recipes while ignoring the kitchen. The convergence of evidence from IVF seasonality,</w:t>
       </w:r>
       <w:r>

--- a/stem_cell_seasonality/output/CellStemCell_Perspective_InvisibleVariables.docx
+++ b/stem_cell_seasonality/output/CellStemCell_Perspective_InvisibleVariables.docx
@@ -119,7 +119,7 @@
         <w:rPr>
           <w:sz w:val="20"/>
         </w:rPr>
-        <w:t>This Perspective argues that pluripotent stem cell laboratories control temperature and CO2 but leave multiple environment variables unmonitored. Analysis of 6,101 GEO datasets reveals that apparent seasonality in stem cell research output is driven by Japan's fiscal year-end, not biology. The authors propose systematic environmental profiling to improve differentiation reproducibility.</w:t>
+        <w:t>This Perspective argues that pluripotent stem cell laboratories control temperature and CO₂ but leave multiple environment variables unmonitored. Analysis of 6,101 GEO datasets reveals that apparent seasonality in stem cell research output is driven by Japan's fiscal year-end, not biology. The authors propose systematic environmental profiling to improve differentiation reproducibility.</w:t>
       </w:r>
     </w:p>
     <w:p>
@@ -142,7 +142,7 @@
         <w:rPr>
           <w:sz w:val="22"/>
         </w:rPr>
-        <w:t>Despite stringent control of temperature and CO2, pluripotent stem cell (PSC) differentiation remains plagued by unexplained batch-to-batch variability. Here we argue that multiple environmental variables—humidity, volatile organic compounds, ambient light, and electromagnetic fields—remain unmonitored in most laboratories and may constitute controllable sources of variation. We present evidence that PSCs are uniquely vulnerable to such perturbations: iPSCs show several-fold greater chemical sensitivity than somatic cells, and 30 minutes of osmotic stress suffices to alter chromatin state and accelerate differentiation. To test whether seasonal environmental variation leaves a detectable footprint in research output, we analyzed 6,101 GEO PSC datasets. A natural experiment using geographic variation in academic year starts reveals that the apparent March peak is an institutional artifact of Japan's fiscal year-end, not a biological signal. We propose that prospective multi-parameter environmental monitoring—not database mining—is the path to identifying which invisible variables matter.</w:t>
+        <w:t>Despite stringent control of temperature and CO₂, pluripotent stem cell (PSC) differentiation remains plagued by unexplained batch-to-batch variability. Here we argue that multiple environmental variables—humidity, volatile organic compounds (VOCs), ambient light, and electromagnetic fields (EMF)—remain unmonitored in most laboratories and may constitute controllable sources of variation. We present evidence that PSCs are uniquely vulnerable to such perturbations: iPSCs show several-fold greater chemical sensitivity than somatic cells, and osmotic stress suffices to alter chromatin state and accelerate differentiation. To test whether seasonal environmental variation leaves a detectable footprint in research output, we analyzed 6,101 GEO PSC datasets. A natural experiment using geographic variation in academic year starts reveals that the apparent March peak is an institutional artifact of Japan's fiscal year-end, not a biological signal. We propose that prospective multi-parameter environmental monitoring—not database mining—is the path to identifying which invisible variables matter.</w:t>
       </w:r>
     </w:p>
     <w:p>
@@ -172,7 +172,7 @@
           <w:sz w:val="18"/>
           <w:vertAlign w:val="superscript"/>
         </w:rPr>
-        <w:t>23</w:t>
+        <w:t>1</w:t>
       </w:r>
       <w:r>
         <w:rPr>
@@ -185,7 +185,7 @@
           <w:sz w:val="18"/>
           <w:vertAlign w:val="superscript"/>
         </w:rPr>
-        <w:t>1-4</w:t>
+        <w:t>2-5</w:t>
       </w:r>
       <w:r>
         <w:rPr>
@@ -203,7 +203,7 @@
         <w:rPr>
           <w:sz w:val="22"/>
         </w:rPr>
-        <w:t>Consider an analogy from artisanal baking. For decades, bread quality varied unpredictably between batches until industrial bakeries recognized that controlling only oven temperature was insufficient; ambient humidity, dough temperature during proofing, and air quality were equally critical. Today's PSC laboratory resembles the pre-industrial bakery: we control incubator temperature (37°C) and CO2 (5%) but leave humidity, volatile organic compounds (VOCs), ambient light, electromagnetic fields (EMF), and barometric pressure entirely unmonitored. This Perspective argues that these 'invisible variables' may constitute a significant and correctable source of differentiation variability.</w:t>
+        <w:t>Consider an analogy from artisanal baking. For decades, bread quality varied unpredictably between batches until industrial bakeries recognized that controlling only oven temperature was insufficient; ambient humidity, dough temperature during proofing, and air quality were equally critical. Today's PSC laboratory resembles the pre-industrial bakery: we control incubator temperature (37°C) and CO₂ (5%) but leave humidity, volatile organic compounds (VOCs), ambient light, electromagnetic fields (EMF), and barometric pressure entirely unmonitored. This Perspective argues that these 'invisible variables' may constitute a significant and correctable source of differentiation variability.</w:t>
       </w:r>
     </w:p>
     <w:p>
@@ -234,7 +234,7 @@
           <w:sz w:val="18"/>
           <w:vertAlign w:val="superscript"/>
         </w:rPr>
-        <w:t>2</w:t>
+        <w:t>3</w:t>
       </w:r>
       <w:r>
         <w:rPr>
@@ -252,14 +252,14 @@
         <w:rPr>
           <w:sz w:val="22"/>
         </w:rPr>
-        <w:t>This proposal is neither speculative nor unprecedented. The IVF field underwent a parallel revolution when it recognized that air quality in embryology laboratories was a major determinant of blastocyst formation rates.</w:t>
+        <w:t>This proposal is neither speculative nor unprecedented. The in vitro fertilization (IVF) field underwent a parallel revolution when it recognized that air quality in embryology laboratories was a major determinant of blastocyst formation rates.</w:t>
       </w:r>
       <w:r>
         <w:rPr>
           <w:sz w:val="18"/>
           <w:vertAlign w:val="superscript"/>
         </w:rPr>
-        <w:t>9,10</w:t>
+        <w:t>6,7</w:t>
       </w:r>
       <w:r>
         <w:rPr>
@@ -272,7 +272,7 @@
           <w:sz w:val="18"/>
           <w:vertAlign w:val="superscript"/>
         </w:rPr>
-        <w:t>10</w:t>
+        <w:t>7</w:t>
       </w:r>
       <w:r>
         <w:rPr>
@@ -320,7 +320,7 @@
           <w:sz w:val="18"/>
           <w:vertAlign w:val="superscript"/>
         </w:rPr>
-        <w:t>5</w:t>
+        <w:t>8</w:t>
       </w:r>
       <w:r>
         <w:rPr>
@@ -338,20 +338,20 @@
         <w:rPr>
           <w:sz w:val="22"/>
         </w:rPr>
-        <w:t>Second, osmotic perturbations of surprisingly small magnitude can gate cell fate transitions. Nai et al.</w:t>
+        <w:t>Second, osmotic perturbations of surprisingly small magnitude can gate cell fate transitions. McCreery et al.</w:t>
       </w:r>
       <w:r>
         <w:rPr>
           <w:sz w:val="18"/>
           <w:vertAlign w:val="superscript"/>
         </w:rPr>
-        <w:t>6</w:t>
+        <w:t>9</w:t>
       </w:r>
       <w:r>
         <w:rPr>
           <w:sz w:val="22"/>
         </w:rPr>
-        <w:t xml:space="preserve"> showed that just 30 minutes of hyperosmotic stress in human iPSCs—in the absence of pluripotency factors—was sufficient to remodel chromatin architecture, increase nucleoplasmic viscosity, and accelerate spontaneous ectodermal differentiation. They propose that 'mechano-osmotic reprogramming of the nuclear environment tunes differentiation efficiency by lowering the energy barrier for cell fate transitions.' This finding has immediate implications for humidity control: during biosafety cabinet work, culture medium evaporates at rates determined by ambient humidity, producing osmolarity increases that could cross the threshold identified by Nai et al.</w:t>
+        <w:t xml:space="preserve"> showed that compaction-triggered changes in nuclear shape and volume in human iPSCs remodel chromatin architecture, increase nucleoplasmic viscosity, and prime cells for ectodermal differentiation. They propose that 'mechano-osmotic reprogramming of the nuclear environment tunes differentiation efficiency by lowering the energy barrier for cell fate transitions.' This finding has immediate implications for humidity control: during biosafety cabinet work, culture medium evaporates at rates determined by ambient humidity, producing osmolarity increases that could cross the thresholds identified in their work.</w:t>
       </w:r>
     </w:p>
     <w:p>
@@ -370,7 +370,7 @@
           <w:sz w:val="18"/>
           <w:vertAlign w:val="superscript"/>
         </w:rPr>
-        <w:t>12</w:t>
+        <w:t>10</w:t>
       </w:r>
       <w:r>
         <w:rPr>
@@ -383,13 +383,26 @@
           <w:sz w:val="18"/>
           <w:vertAlign w:val="superscript"/>
         </w:rPr>
-        <w:t>13</w:t>
+        <w:t>11</w:t>
       </w:r>
       <w:r>
         <w:rPr>
           <w:sz w:val="22"/>
         </w:rPr>
-        <w:t xml:space="preserve"> This architecture—dependence on clock molecules without functional clock oscillation—may render PSCs vulnerable to external zeitgeber inputs (e.g., ambient light leaking into incubators or biosafety cabinets) that would not perturb differentiated cells with intact circadian buffering.</w:t>
+        <w:t xml:space="preserve"> Consistent with this, daily light and darkness onset metabolically synchronize hematopoietic stem cell (HSC) differentiation and maintenance,</w:t>
+      </w:r>
+      <w:r>
+        <w:rPr>
+          <w:sz w:val="18"/>
+          <w:vertAlign w:val="superscript"/>
+        </w:rPr>
+        <w:t>12</w:t>
+      </w:r>
+      <w:r>
+        <w:rPr>
+          <w:sz w:val="22"/>
+        </w:rPr>
+        <w:t xml:space="preserve"> suggesting that light-sensitive circadian pathways are broadly relevant to stem cell biology beyond the pluripotent compartment. This architecture—dependence on clock molecules without functional clock oscillation—may render PSCs vulnerable to external zeitgeber inputs (e.g., ambient light leaking into incubators or biosafety cabinets) that would not perturb differentiated cells with intact circadian buffering.</w:t>
       </w:r>
     </w:p>
     <w:p>
@@ -408,7 +421,7 @@
           <w:sz w:val="18"/>
           <w:vertAlign w:val="superscript"/>
         </w:rPr>
-        <w:t>11</w:t>
+        <w:t>13</w:t>
       </w:r>
       <w:r>
         <w:rPr>
@@ -421,7 +434,7 @@
           <w:sz w:val="18"/>
           <w:vertAlign w:val="superscript"/>
         </w:rPr>
-        <w:t>9,10</w:t>
+        <w:t>6,7</w:t>
       </w:r>
       <w:r>
         <w:rPr>
@@ -446,7 +459,7 @@
           <w:sz w:val="18"/>
           <w:vertAlign w:val="superscript"/>
         </w:rPr>
-        <w:t>26</w:t>
+        <w:t>14</w:t>
       </w:r>
       <w:r>
         <w:rPr>
@@ -494,7 +507,7 @@
           <w:sz w:val="18"/>
           <w:vertAlign w:val="superscript"/>
         </w:rPr>
-        <w:t>7</w:t>
+        <w:t>15</w:t>
       </w:r>
       <w:r>
         <w:rPr>
@@ -507,7 +520,7 @@
           <w:sz w:val="18"/>
           <w:vertAlign w:val="superscript"/>
         </w:rPr>
-        <w:t>8</w:t>
+        <w:t>16</w:t>
       </w:r>
       <w:r>
         <w:rPr>
@@ -531,7 +544,7 @@
           <w:sz w:val="18"/>
           <w:vertAlign w:val="superscript"/>
         </w:rPr>
-        <w:t>9,10</w:t>
+        <w:t>6,7</w:t>
       </w:r>
       <w:r>
         <w:rPr>
@@ -544,7 +557,7 @@
           <w:sz w:val="18"/>
           <w:vertAlign w:val="superscript"/>
         </w:rPr>
-        <w:t>12</w:t>
+        <w:t>10</w:t>
       </w:r>
       <w:r>
         <w:rPr>
@@ -557,7 +570,7 @@
           <w:sz w:val="18"/>
           <w:vertAlign w:val="superscript"/>
         </w:rPr>
-        <w:t>14</w:t>
+        <w:t>17</w:t>
       </w:r>
       <w:r>
         <w:rPr>
@@ -582,7 +595,7 @@
           <w:sz w:val="18"/>
           <w:vertAlign w:val="superscript"/>
         </w:rPr>
-        <w:t>7</w:t>
+        <w:t>15</w:t>
       </w:r>
       <w:r>
         <w:rPr>
@@ -595,7 +608,7 @@
           <w:sz w:val="18"/>
           <w:vertAlign w:val="superscript"/>
         </w:rPr>
-        <w:t>22</w:t>
+        <w:t>18</w:t>
       </w:r>
       <w:r>
         <w:rPr>
@@ -613,14 +626,14 @@
         <w:rPr>
           <w:sz w:val="22"/>
         </w:rPr>
-        <w:t>Barometric pressure fluctuations deserve particular attention. Low-pressure weather systems reduce the partial pressure of dissolved gases in culture media and alter gas exchange kinetics in non-equilibrated incubators. These fluctuations are acute (hours), large (up to 30 hPa during cyclones), and entirely uncompensated in standard CO2 incubators. Although direct evidence linking barometric pressure to PSC differentiation is lacking, the sensitivity of pH-dependent signaling pathways (e.g., Wnt, Hedgehog) to dissolved CO2 concentrations suggests a plausible mechanism. Similarly, building vibration from HVAC systems, foot traffic, and nearby construction transmits mechanical stress to cultured cells—and recent work demonstrates that mechanical compression can modulate nuclear mechanics and differentiation timing in hiPSCs.</w:t>
+        <w:t>Barometric pressure fluctuations deserve particular attention. Low-pressure weather systems reduce the partial pressure of dissolved gases in culture media and alter gas exchange kinetics in non-equilibrated incubators. These fluctuations are acute (hours), large (up to 30 hPa during cyclones), and entirely uncompensated in standard CO₂ incubators. Although direct evidence linking barometric pressure to PSC differentiation is lacking, the sensitivity of pH-dependent signaling pathways (e.g., Wnt, Hedgehog) to dissolved CO₂ concentrations suggests a plausible mechanism. Similarly, building vibration from HVAC systems, foot traffic, and nearby construction transmits mechanical stress to cultured cells—and recent work demonstrates that mechanical compression can modulate nuclear mechanics and differentiation timing in hiPSCs.</w:t>
       </w:r>
       <w:r>
         <w:rPr>
           <w:sz w:val="18"/>
           <w:vertAlign w:val="superscript"/>
         </w:rPr>
-        <w:t>6</w:t>
+        <w:t>9</w:t>
       </w:r>
       <w:r>
         <w:rPr>
@@ -655,7 +668,7 @@
           <w:sz w:val="18"/>
           <w:vertAlign w:val="superscript"/>
         </w:rPr>
-        <w:t>16</w:t>
+        <w:t>19</w:t>
       </w:r>
       <w:r>
         <w:rPr>
@@ -668,26 +681,39 @@
           <w:sz w:val="18"/>
           <w:vertAlign w:val="superscript"/>
         </w:rPr>
-        <w:t>17,18</w:t>
+        <w:t>20</w:t>
       </w:r>
       <w:r>
         <w:rPr>
           <w:sz w:val="22"/>
         </w:rPr>
-        <w:t xml:space="preserve"> and a Brazilian study at 25°S confirms the expected six-month phase shift. However, a recent meta-analysis of fresh transfers found minimal overall effects,</w:t>
+        <w:t xml:space="preserve"> and a Brazilian study at 23°S confirms the expected six-month phase shift in embryo quality metrics.</w:t>
       </w:r>
       <w:r>
         <w:rPr>
           <w:sz w:val="18"/>
           <w:vertAlign w:val="superscript"/>
         </w:rPr>
-        <w:t>25</w:t>
+        <w:t>21</w:t>
       </w:r>
       <w:r>
         <w:rPr>
           <w:sz w:val="22"/>
         </w:rPr>
-        <w:t xml:space="preserve"> suggesting the impact is specific to oocyte/embryo quality.</w:t>
+        <w:t xml:space="preserve"> However, a recent meta-analysis of 159,696 fresh transfers found minimal overall effects,</w:t>
+      </w:r>
+      <w:r>
+        <w:rPr>
+          <w:sz w:val="18"/>
+          <w:vertAlign w:val="superscript"/>
+        </w:rPr>
+        <w:t>22</w:t>
+      </w:r>
+      <w:r>
+        <w:rPr>
+          <w:sz w:val="22"/>
+        </w:rPr>
+        <w:t xml:space="preserve"> suggesting the impact is specific to oocyte/embryo quality rather than implantation.</w:t>
       </w:r>
     </w:p>
     <w:p>
@@ -699,14 +725,14 @@
         <w:rPr>
           <w:sz w:val="22"/>
         </w:rPr>
-        <w:t>Suzuki et al.</w:t>
+        <w:t>Wang et al.</w:t>
       </w:r>
       <w:r>
         <w:rPr>
           <w:sz w:val="18"/>
           <w:vertAlign w:val="superscript"/>
         </w:rPr>
-        <w:t>15</w:t>
+        <w:t>23</w:t>
       </w:r>
       <w:r>
         <w:rPr>
@@ -731,7 +757,7 @@
           <w:sz w:val="18"/>
           <w:vertAlign w:val="superscript"/>
         </w:rPr>
-        <w:t>16</w:t>
+        <w:t>19</w:t>
       </w:r>
       <w:r>
         <w:rPr>
@@ -767,13 +793,13 @@
           <w:sz w:val="18"/>
           <w:vertAlign w:val="superscript"/>
         </w:rPr>
-        <w:t>19</w:t>
+        <w:t>24</w:t>
       </w:r>
       <w:r>
         <w:rPr>
           <w:sz w:val="22"/>
         </w:rPr>
-        <w:t xml:space="preserve"> between 2001 and 2026 (search: 'iPSC OR ESC differentiation'). The overall distribution was significantly non-uniform (χ²=32.3, df=11, p=0.0007) with a pronounced March peak—superficially consistent with a spring photoperiod advantage in the Northern Hemisphere.</w:t>
+        <w:t xml:space="preserve"> between 2001 and 2026 (search query: 'iPSC OR ESC differentiation'; inclusion: all dataset types with valid submission dates; exclusion: datasets lacking month-level date resolution). The overall distribution was significantly non-uniform (χ²=32.3, df=11, p=0.0007) with a pronounced March peak—superficially consistent with a spring photoperiod advantage in the Northern Hemisphere.</w:t>
       </w:r>
     </w:p>
     <w:p>
@@ -792,7 +818,7 @@
           <w:sz w:val="18"/>
           <w:vertAlign w:val="superscript"/>
         </w:rPr>
-        <w:t>20</w:t>
+        <w:t>25</w:t>
       </w:r>
       <w:r>
         <w:rPr>
@@ -895,7 +921,19 @@
         <w:rPr>
           <w:sz w:val="22"/>
         </w:rPr>
-        <w:t>The broader implication extends beyond stem cell biology. Any field that relies on publication or data-deposition timing as a proxy for experimental timing risks confounding institutional rhythms with biological ones. GEO submission dates reflect a complex convolution of experiment timing, analysis duration, writing, peer review, and institutional incentives—with a typical lag of 6–18 months from bench experiment to data deposition. Our natural experiment demonstrates that public database metadata cannot reliably distinguish biological seasonality from institutional rhythms. This finding should serve as a cautionary note for meta-research studies that use submission timestamps as temporal proxies.</w:t>
+        <w:t>An exploratory analysis of the relationship between PSC dataset volume and solar activity indices (NOAA F10.7 flux) illustrates a complementary pitfall. The raw correlation was r=0.48, suggesting an intriguing link—until detrending removed the common upward trajectory of both iPSC research output (exponential growth since 2006) and Solar Cycle 24/25 ascent, yielding a residual correlation of r=0.02 (p=0.75). Co-trending time series frequently produce spurious correlations that evaporate once the shared secular trend is removed.</w:t>
+      </w:r>
+    </w:p>
+    <w:p>
+      <w:pPr>
+        <w:spacing w:after="120" w:before="0" w:line="360" w:lineRule="auto"/>
+        <w:jc w:val="both"/>
+      </w:pPr>
+      <w:r>
+        <w:rPr>
+          <w:sz w:val="22"/>
+        </w:rPr>
+        <w:t>Geographic analysis further constrained interpretation: 97% of GEO datasets with identifiable country affiliations originated from Northern Hemisphere institutions, rendering hemisphere-inversion tests—the most powerful diagnostic for distinguishing solar-driven from institutional effects—impractical with GEO data alone. The broader implication extends beyond stem cell biology. Any field that relies on publication or data-deposition timing as a proxy for experimental timing risks confounding institutional rhythms with biological ones. GEO submission dates reflect a complex convolution of experiment timing, analysis duration, writing, peer review, and institutional incentives—with a typical lag of 6–18 months from bench experiment to data deposition. Our natural experiment demonstrates that public database metadata cannot reliably distinguish biological seasonality from institutional rhythms. This finding should serve as a cautionary note for meta-research studies that use submission timestamps as temporal proxies.</w:t>
       </w:r>
     </w:p>
     <w:p>
@@ -925,20 +963,20 @@
           <w:sz w:val="18"/>
           <w:vertAlign w:val="superscript"/>
         </w:rPr>
-        <w:t>16</w:t>
+        <w:t>19</w:t>
       </w:r>
       <w:r>
         <w:rPr>
           <w:sz w:val="22"/>
         </w:rPr>
-        <w:t xml:space="preserve"> Suzuki et al.</w:t>
+        <w:t xml:space="preserve"> Wang et al.</w:t>
       </w:r>
       <w:r>
         <w:rPr>
           <w:sz w:val="18"/>
           <w:vertAlign w:val="superscript"/>
         </w:rPr>
-        <w:t>15</w:t>
+        <w:t>23</w:t>
       </w:r>
       <w:r>
         <w:rPr>
@@ -951,20 +989,20 @@
           <w:sz w:val="18"/>
           <w:vertAlign w:val="superscript"/>
         </w:rPr>
-        <w:t>5</w:t>
+        <w:t>8</w:t>
       </w:r>
       <w:r>
         <w:rPr>
           <w:sz w:val="22"/>
         </w:rPr>
-        <w:t xml:space="preserve"> Nai et al.</w:t>
+        <w:t xml:space="preserve"> McCreery et al.</w:t>
       </w:r>
       <w:r>
         <w:rPr>
           <w:sz w:val="18"/>
           <w:vertAlign w:val="superscript"/>
         </w:rPr>
-        <w:t>6</w:t>
+        <w:t>9</w:t>
       </w:r>
       <w:r>
         <w:rPr>
@@ -1092,7 +1130,7 @@
           <w:sz w:val="18"/>
           <w:vertAlign w:val="superscript"/>
         </w:rPr>
-        <w:t>23</w:t>
+        <w:t>1</w:t>
       </w:r>
       <w:r>
         <w:rPr>
@@ -1117,7 +1155,7 @@
           <w:sz w:val="18"/>
           <w:vertAlign w:val="superscript"/>
         </w:rPr>
-        <w:t>10</w:t>
+        <w:t>7</w:t>
       </w:r>
       <w:r>
         <w:rPr>
@@ -1153,7 +1191,7 @@
           <w:sz w:val="18"/>
           <w:vertAlign w:val="superscript"/>
         </w:rPr>
-        <w:t>5,6,11</w:t>
+        <w:t>8,9,13</w:t>
       </w:r>
       <w:r>
         <w:rPr>
@@ -1189,7 +1227,7 @@
           <w:sz w:val="18"/>
           <w:vertAlign w:val="superscript"/>
         </w:rPr>
-        <w:t>6</w:t>
+        <w:t>9</w:t>
       </w:r>
       <w:r>
         <w:rPr>
@@ -1202,7 +1240,7 @@
           <w:sz w:val="18"/>
           <w:vertAlign w:val="superscript"/>
         </w:rPr>
-        <w:t>11</w:t>
+        <w:t>13</w:t>
       </w:r>
       <w:r>
         <w:rPr>
@@ -1215,7 +1253,7 @@
           <w:sz w:val="18"/>
           <w:vertAlign w:val="superscript"/>
         </w:rPr>
-        <w:t>12</w:t>
+        <w:t>10</w:t>
       </w:r>
       <w:r>
         <w:rPr>
@@ -1228,7 +1266,7 @@
           <w:sz w:val="18"/>
           <w:vertAlign w:val="superscript"/>
         </w:rPr>
-        <w:t>7</w:t>
+        <w:t>15</w:t>
       </w:r>
       <w:r>
         <w:rPr>
@@ -1265,7 +1303,7 @@
           <w:sz w:val="18"/>
           <w:vertAlign w:val="superscript"/>
         </w:rPr>
-        <w:t>15,16</w:t>
+        <w:t>19,23</w:t>
       </w:r>
       <w:r>
         <w:rPr>
@@ -1278,7 +1316,7 @@
           <w:sz w:val="18"/>
           <w:vertAlign w:val="superscript"/>
         </w:rPr>
-        <w:t>12,13</w:t>
+        <w:t>10,11</w:t>
       </w:r>
       <w:r>
         <w:rPr>
@@ -1291,7 +1329,7 @@
           <w:sz w:val="18"/>
           <w:vertAlign w:val="superscript"/>
         </w:rPr>
-        <w:t>7</w:t>
+        <w:t>15</w:t>
       </w:r>
       <w:r>
         <w:rPr>
@@ -1316,7 +1354,7 @@
           <w:sz w:val="18"/>
           <w:vertAlign w:val="superscript"/>
         </w:rPr>
-        <w:t>23,24</w:t>
+        <w:t>1,26</w:t>
       </w:r>
       <w:r>
         <w:rPr>
@@ -1329,13 +1367,49 @@
           <w:sz w:val="18"/>
           <w:vertAlign w:val="superscript"/>
         </w:rPr>
-        <w:t>10</w:t>
+        <w:t>7</w:t>
       </w:r>
       <w:r>
         <w:rPr>
           <w:sz w:val="22"/>
         </w:rPr>
         <w:t>—the return on investment for the field will be transformative.</w:t>
+      </w:r>
+    </w:p>
+    <w:p>
+      <w:pPr>
+        <w:pStyle w:val="Heading2"/>
+      </w:pPr>
+      <w:r>
+        <w:rPr>
+          <w:color w:val="000000"/>
+        </w:rPr>
+        <w:t>Data and Code Availability</w:t>
+      </w:r>
+    </w:p>
+    <w:p>
+      <w:pPr>
+        <w:spacing w:after="120" w:before="0" w:line="360" w:lineRule="auto"/>
+        <w:jc w:val="both"/>
+      </w:pPr>
+      <w:r>
+        <w:rPr>
+          <w:sz w:val="22"/>
+        </w:rPr>
+        <w:t>The GEO metadata analysis used publicly available data accessed through the NCBI GEO API</w:t>
+      </w:r>
+      <w:r>
+        <w:rPr>
+          <w:sz w:val="18"/>
+          <w:vertAlign w:val="superscript"/>
+        </w:rPr>
+        <w:t>24</w:t>
+      </w:r>
+      <w:r>
+        <w:rPr>
+          <w:sz w:val="22"/>
+        </w:rPr>
+        <w:t xml:space="preserve"> (search query: 'iPSC OR ESC differentiation'; date range: 2001–2026). Solar activity indices were obtained from the NOAA Space Weather Prediction Center. Analysis code, processed datasets, and figure-generation scripts are available at [GitHub repository URL to be inserted upon acceptance].</w:t>
       </w:r>
     </w:p>
     <w:p>
@@ -1393,6 +1467,116 @@
         <w:rPr>
           <w:color w:val="000000"/>
         </w:rPr>
+        <w:t>STAR Methods</w:t>
+      </w:r>
+    </w:p>
+    <w:p>
+      <w:pPr>
+        <w:spacing w:after="120" w:before="0" w:line="360" w:lineRule="auto"/>
+        <w:jc w:val="both"/>
+      </w:pPr>
+      <w:r>
+        <w:rPr>
+          <w:b/>
+          <w:sz w:val="22"/>
+        </w:rPr>
+        <w:t>Resource Availability</w:t>
+      </w:r>
+    </w:p>
+    <w:p>
+      <w:pPr>
+        <w:spacing w:after="120" w:before="0" w:line="360" w:lineRule="auto"/>
+        <w:jc w:val="both"/>
+      </w:pPr>
+      <w:r>
+        <w:rPr>
+          <w:sz w:val="22"/>
+        </w:rPr>
+        <w:t>This study did not generate new datasets or reagents. All analyses used publicly available metadata from NCBI GEO.</w:t>
+      </w:r>
+      <w:r>
+        <w:rPr>
+          <w:sz w:val="18"/>
+          <w:vertAlign w:val="superscript"/>
+        </w:rPr>
+        <w:t>24</w:t>
+      </w:r>
+      <w:r>
+        <w:rPr>
+          <w:sz w:val="22"/>
+        </w:rPr>
+      </w:r>
+    </w:p>
+    <w:p>
+      <w:pPr>
+        <w:spacing w:after="120" w:before="0" w:line="360" w:lineRule="auto"/>
+        <w:jc w:val="both"/>
+      </w:pPr>
+      <w:r>
+        <w:rPr>
+          <w:b/>
+          <w:sz w:val="22"/>
+        </w:rPr>
+        <w:t>Method Details</w:t>
+      </w:r>
+    </w:p>
+    <w:p>
+      <w:pPr>
+        <w:spacing w:after="120" w:before="0" w:line="360" w:lineRule="auto"/>
+        <w:jc w:val="both"/>
+      </w:pPr>
+      <w:r>
+        <w:rPr>
+          <w:sz w:val="22"/>
+        </w:rPr>
+        <w:t>GEO Dataset Collection: We queried NCBI GEO for datasets matching 'iPSC OR ESC differentiation' (all organisms, all dataset types). Submission dates were extracted programmatically via the GEO API. A total of 6,101 datasets with valid month-level submission dates were retained for analysis.</w:t>
+      </w:r>
+    </w:p>
+    <w:p>
+      <w:pPr>
+        <w:spacing w:after="120" w:before="0" w:line="360" w:lineRule="auto"/>
+        <w:jc w:val="both"/>
+      </w:pPr>
+      <w:r>
+        <w:rPr>
+          <w:sz w:val="22"/>
+        </w:rPr>
+        <w:t>Country Assignment: Submitter affiliations were parsed to assign country of origin. For the natural experiment analysis, countries were grouped by academic year start month: Group A (March/April start: Japan, South Korea; n=250), Group B (September/October start: USA, UK, Germany, France, China, Canada; n=2,825), Group C (January/February start, Southern Hemisphere: Australia, New Zealand, Brazil; n=83).</w:t>
+      </w:r>
+    </w:p>
+    <w:p>
+      <w:pPr>
+        <w:spacing w:after="120" w:before="0" w:line="360" w:lineRule="auto"/>
+        <w:jc w:val="both"/>
+      </w:pPr>
+      <w:r>
+        <w:rPr>
+          <w:sz w:val="22"/>
+        </w:rPr>
+        <w:t>Statistical Analysis: Monthly distributions were tested for non-uniformity using Pearson's χ² goodness-of-fit test (expected: equal monthly proportions). Circular statistics (Rayleigh test for uniformity, circular mean direction) were computed following Mardia and Jupp.</w:t>
+      </w:r>
+      <w:r>
+        <w:rPr>
+          <w:sz w:val="18"/>
+          <w:vertAlign w:val="superscript"/>
+        </w:rPr>
+        <w:t>25</w:t>
+      </w:r>
+      <w:r>
+        <w:rPr>
+          <w:sz w:val="22"/>
+        </w:rPr>
+        <w:t xml:space="preserve"> Sensitivity analyses excluded Japan-affiliated datasets to assess robustness. Solar activity correlations were assessed using Pearson's r on both raw and linearly detrended monthly time series.</w:t>
+      </w:r>
+    </w:p>
+    <w:p>
+      <w:pPr>
+        <w:pStyle w:val="Heading2"/>
+      </w:pPr>
+      <w:r>
+        <w:rPr>
+          <w:color w:val="000000"/>
+        </w:rPr>
         <w:t>References</w:t>
       </w:r>
     </w:p>
@@ -1411,7 +1595,7 @@
         <w:rPr>
           <w:sz w:val="18"/>
         </w:rPr>
-        <w:t>Yamanaka S. Pluripotent stem cell-based cell therapy—promise and challenges. Cell Stem Cell. 2020;27(4):523–531.</w:t>
+        <w:t>Kirkeby A, Main H, Carpenter M. Pluripotent stem-cell-derived therapies in clinical trial: a 2025 update. Cell Stem Cell. 2025;32(1):10–37.</w:t>
       </w:r>
     </w:p>
     <w:p>
@@ -1429,7 +1613,7 @@
         <w:rPr>
           <w:sz w:val="18"/>
         </w:rPr>
-        <w:t>Volpato V, Smith J, Bhinge A, et al. Reproducibility of molecular phenotypes after long-term differentiation to human iPSC-derived neurons: a multi-site omics study. Stem Cell Reports. 2018;11(4):897–911.</w:t>
+        <w:t>Yamanaka S. Pluripotent stem cell-based cell therapy—promise and challenges. Cell Stem Cell. 2020;27(4):523–531.</w:t>
       </w:r>
     </w:p>
     <w:p>
@@ -1447,7 +1631,7 @@
         <w:rPr>
           <w:sz w:val="18"/>
         </w:rPr>
-        <w:t>Fossati V, Bhinge A, Bhatt R, et al. Addressing variability in iPSC-derived models of human disease: guidelines to promote reproducibility. Dis Model Mech. 2020;13(1):dmm042317.</w:t>
+        <w:t>Volpato V, Smith J, Sandor C, et al. Reproducibility of molecular phenotypes after long-term differentiation to human iPSC-derived neurons: a multi-site omics study. Stem Cell Reports. 2018;11(4):897–911.</w:t>
       </w:r>
     </w:p>
     <w:p>
@@ -1465,7 +1649,7 @@
         <w:rPr>
           <w:sz w:val="18"/>
         </w:rPr>
-        <w:t>Ortmann D, Vallier L. Variability of human pluripotent stem cell lines. Curr Opin Genet Dev. 2017;46:179–185.</w:t>
+        <w:t>Volpato V, Webber C. Addressing variability in iPSC-derived models of human disease: guidelines to promote reproducibility. Dis Model Mech. 2020;13(1):dmm042317.</w:t>
       </w:r>
     </w:p>
     <w:p>
@@ -1483,7 +1667,7 @@
         <w:rPr>
           <w:sz w:val="18"/>
         </w:rPr>
-        <w:t>Panina Y, Yamane J, Kobayashi K, Sone H, Fujibuchi W. Human ES and iPS cells display less drug resistance than differentiated cells, and naive-state induction further decreases drug resistance. J Toxicol Sci. 2021;46(3):131–142.</w:t>
+        <w:t>Ortmann D, Vallier L. Variability of human pluripotent stem cell lines. Curr Opin Genet Dev. 2017;46:179–185.</w:t>
       </w:r>
     </w:p>
     <w:p>
@@ -1501,7 +1685,7 @@
         <w:rPr>
           <w:sz w:val="18"/>
         </w:rPr>
-        <w:t>Nai S, et al. Mechano-osmotic signals control chromatin state and fate transitions in pluripotent stem cells. Nat Cell Biol. 2025;27(5):789–802.</w:t>
+        <w:t>Cai J, Li X, Zhang Y, et al. Real-time monitoring reveals the effects of low concentrations of volatile organic compounds in the embryology laboratory. Hum Reprod. 2025;40(4):deaf008.</w:t>
       </w:r>
     </w:p>
     <w:p>
@@ -1519,7 +1703,7 @@
         <w:rPr>
           <w:sz w:val="18"/>
         </w:rPr>
-        <w:t>Sato Y, Bando H, Di Piazza M, et al. The environmental risk assessment of cell-processing facilities for cell therapy in a Japanese academic institution. PLoS One. 2020;15(8):e0236600.</w:t>
+        <w:t>Worrilow KC, Huynh HT, Gwozdziewicz JB, et al. Volatile organic compounds and good laboratory practices in the IVF laboratory: the important parameters for successful outcome in extended culture. J IVF Reprod Med Genet. 2017;5:182.</w:t>
       </w:r>
     </w:p>
     <w:p>
@@ -1537,7 +1721,7 @@
         <w:rPr>
           <w:sz w:val="18"/>
         </w:rPr>
-        <w:t>Klein SG, Hendriks WT, Reusken C, et al. Toward best practices for controlling mammalian cell culture environments. Front Cell Dev Biol. 2022;10:788808.</w:t>
+        <w:t>Panina Y, Yamane J, Kobayashi K, Sone H, Fujibuchi W. Human ES and iPS cells display less drug resistance than differentiated cells, and naive-state induction further decreases drug resistance. J Toxicol Sci. 2021;46(3):131–142.</w:t>
       </w:r>
     </w:p>
     <w:p>
@@ -1555,7 +1739,7 @@
         <w:rPr>
           <w:sz w:val="18"/>
         </w:rPr>
-        <w:t>Li X, Zhang Y, Chen H, et al. Real-time monitoring reveals the effects of low concentrations of volatile organic compounds in the embryology laboratory. Reprod Biomed Online. 2025;50(2):103876.</w:t>
+        <w:t>McCreery KP, Stubb A, Stephens R, et al. Mechano-osmotic signals control chromatin state and fate transitions in pluripotent stem cells. Nat Cell Biol. 2025;27(10):1757–1770.</w:t>
       </w:r>
     </w:p>
     <w:p>
@@ -1573,7 +1757,7 @@
         <w:rPr>
           <w:sz w:val="18"/>
         </w:rPr>
-        <w:t>Worrilow KC, Huynh HT, Gwozdziewicz JB, et al. Volatile organic compounds and good laboratory practices in the IVF laboratory: the important parameters for successful outcome in extended culture. J IVF Reprod Med Genet. 2017;5:182.</w:t>
+        <w:t>Sato S, Hishida T, Kinouchi K, et al. The circadian clock CRY1 regulates pluripotent stem cell identity and somatic cell reprogramming. Cell Rep. 2023;42(6):112590.</w:t>
       </w:r>
     </w:p>
     <w:p>
@@ -1591,7 +1775,7 @@
         <w:rPr>
           <w:sz w:val="18"/>
         </w:rPr>
-        <w:t>Chen H, Zhang Y, Li X, et al. Fine particulate matter reduces the pluripotency and proliferation of human embryonic stem cells through ROS induced AKT and ERK signaling pathway. Reprod Toxicol. 2020;99:19–29.</w:t>
+        <w:t>Ameneiro C, Moreira T, Fuentes-Iglesias A, et al. BMAL1 coordinates energy metabolism and differentiation of pluripotent stem cells. Life Sci Alliance. 2020;3(5):e201900534.</w:t>
       </w:r>
     </w:p>
     <w:p>
@@ -1609,7 +1793,7 @@
         <w:rPr>
           <w:sz w:val="18"/>
         </w:rPr>
-        <w:t>Umemura Y, Maki I, Tsuchiya Y, et al. The circadian clock CRY1 regulates pluripotent stem cell identity and somatic cell reprogramming. Cell Rep. 2023;42(6):112590.</w:t>
+        <w:t>Golan K, Kollet O, Markus RP, Lapidot T. Daily light and darkness onset and circadian rhythms metabolically synchronize hematopoietic stem cell differentiation and maintenance. Exp Hematol. 2019;78:1–10.</w:t>
       </w:r>
     </w:p>
     <w:p>
@@ -1627,7 +1811,7 @@
         <w:rPr>
           <w:sz w:val="18"/>
         </w:rPr>
-        <w:t>Dierickx P, Vermunt MW, Muraro MJ, et al. BMAL1 coordinates energy metabolism and differentiation of pluripotent stem cells. Life Sci Alliance. 2020;3(5):e201900534.</w:t>
+        <w:t>Bi S, Tang J, Zhang L, et al. Fine particulate matter reduces the pluripotency and proliferation of human embryonic stem cells through ROS induced AKT and ERK signaling pathway. Reprod Toxicol. 2020;96:231–240.</w:t>
       </w:r>
     </w:p>
     <w:p>
@@ -1645,7 +1829,7 @@
         <w:rPr>
           <w:sz w:val="18"/>
         </w:rPr>
-        <w:t>Czyz J, Nikolova T, Schuderer J, et al. Non-thermal effects of power-line magnetic fields (50 Hz) on gene expression levels of pluripotent embryonic stem cells. Mutat Res. 2004;557(1):63–74.</w:t>
+        <w:t>Chui JS-H, Izuel-Idoype T, Qualizza A, et al. Osmolar modulation drives reversible cell cycle exit and human pluripotent cell differentiation via NF-κB and WNT signaling. Adv Sci. 2024;11(7):2307554.</w:t>
       </w:r>
     </w:p>
     <w:p>
@@ -1663,7 +1847,7 @@
         <w:rPr>
           <w:sz w:val="18"/>
         </w:rPr>
-        <w:t>Suzuki H, Togashi M, Adachi J, Toyoda Y. Seasonal variation in cell cycle during early development of the mouse embryo. Reproduction. 1992;94(2):431–436.</w:t>
+        <w:t>Mizuno M, Endo K, Katano H, et al. The environmental risk assessment of cell-processing facilities for cell therapy in a Japanese academic institution. PLoS One. 2020;15(8):e0236600.</w:t>
       </w:r>
     </w:p>
     <w:p>
@@ -1681,7 +1865,7 @@
         <w:rPr>
           <w:sz w:val="18"/>
         </w:rPr>
-        <w:t>Leathersich SJ, Hart RJ, Wijs LA, et al. Season at the time of oocyte collection and frozen embryo transfer outcomes. Hum Reprod. 2023;38(9):1761–1770.</w:t>
+        <w:t>Klein SG, Steckbauer A, Alsolami SM, et al. Toward best practices for controlling mammalian cell culture environments. Front Cell Dev Biol. 2022;10:788808.</w:t>
       </w:r>
     </w:p>
     <w:p>
@@ -1699,7 +1883,7 @@
         <w:rPr>
           <w:sz w:val="18"/>
         </w:rPr>
-        <w:t>Springer. The impact of season, temperature, and direct normal irradiance on IVF pregnancy outcomes: a retrospective cohort study. Int J Biometeorol. 2025;69:1051–1062.</w:t>
+        <w:t>Czyz J, Nikolova T, Schuderer J, et al. Non-thermal effects of power-line magnetic fields (50 Hz) on gene expression levels of pluripotent embryonic stem cells. Mutat Res. 2004;557(1):63–74.</w:t>
       </w:r>
     </w:p>
     <w:p>
@@ -1717,7 +1901,7 @@
         <w:rPr>
           <w:sz w:val="18"/>
         </w:rPr>
-        <w:t>PMC. Association between meteorological season and embryo quality in the era of morphokinetics. J Assist Reprod Genet. 2025;42:1287–1298.</w:t>
+        <w:t>Diatroptova MA, Kosyreva AM, Diatroptov ME. About 4-day rhythm of proliferative activity of L-929 cells in culture correlates with the intensity of secondary cosmic radiation fluctuations. Bull Exp Biol Med. 2022;172(5):561–565.</w:t>
       </w:r>
     </w:p>
     <w:p>
@@ -1735,7 +1919,7 @@
         <w:rPr>
           <w:sz w:val="18"/>
         </w:rPr>
-        <w:t>Barrett T, Wilhite SE, Ledoux P, et al. NCBI GEO: archive for functional genomics data sets—update. Nucleic Acids Res. 2013;41(D):D991–D995.</w:t>
+        <w:t>Leathersich SJ, Hart RJ, Wijs LA, et al. Season at the time of oocyte collection and frozen embryo transfer outcomes. Hum Reprod. 2023;38(9):1761–1770.</w:t>
       </w:r>
     </w:p>
     <w:p>
@@ -1753,7 +1937,7 @@
         <w:rPr>
           <w:sz w:val="18"/>
         </w:rPr>
-        <w:t>Mardia KV, Jupp PE. Directional Statistics. Wiley; 2000.</w:t>
+        <w:t>Wang C, Chen J, Lin Z, et al. The impact of season, temperature, and direct normal irradiance on IVF pregnancy outcomes: a retrospective cohort study. Int J Biometeorol. 2025;69:2053–2065.</w:t>
       </w:r>
     </w:p>
     <w:p>
@@ -1771,7 +1955,7 @@
         <w:rPr>
           <w:sz w:val="18"/>
         </w:rPr>
-        <w:t>Lapidot T, Kollet O. Daily light and darkness onset and circadian rhythms metabolically synchronize hematopoietic stem cell differentiation and maintenance. Exp Hematol. 2019;78:1–10.</w:t>
+        <w:t>Braga DPA, Setti A, Guilherme P, Iaconelli A Jr, Borges E Jr. Association between meteorological season and embryo quality in the era of morphokinetics. J Assist Reprod Genet. 2025;42:1287–1298.</w:t>
       </w:r>
     </w:p>
     <w:p>
@@ -1789,7 +1973,7 @@
         <w:rPr>
           <w:sz w:val="18"/>
         </w:rPr>
-        <w:t>Diatroptova MA, Kosyreva AM, Makarova OV, Diatroptov ME. About 4-day rhythm of proliferative activity of L-929 cells in culture correlates with the intensity of secondary cosmic radiation fluctuations. Bull Exp Biol Med. 2022;173(4):531–535.</w:t>
+        <w:t>Deng Q, Wu F, Wang J, et al. Association between season and pregnancy outcomes in fresh embryo transfer cycles: a systematic review and meta-analysis. Front Public Health. 2025;13:1660982.</w:t>
       </w:r>
     </w:p>
     <w:p>
@@ -1807,7 +1991,7 @@
         <w:rPr>
           <w:sz w:val="18"/>
         </w:rPr>
-        <w:t>Kirkeby A, Main H, Carpenter M. Pluripotent stem-cell-derived therapies in clinical trial: a 2025 update. Cell Stem Cell. 2025;32(3):329–331.</w:t>
+        <w:t>Wang JP, Her WY, Meir YJ, Liu TS, Chang HL, Haung FL. Seasonal variation in cell cycle during early development of the mouse embryo. Reproduction. 1992;94(2):431–436.</w:t>
       </w:r>
     </w:p>
     <w:p>
@@ -1825,7 +2009,7 @@
         <w:rPr>
           <w:sz w:val="18"/>
         </w:rPr>
-        <w:t>Karagiannis P, Takahashi K, Saito M, et al. Induced pluripotent stem cells and their use in human models of disease and development. Physiol Rev. 2019;99(1):79–114.</w:t>
+        <w:t>Barrett T, Wilhite SE, Ledoux P, et al. NCBI GEO: archive for functional genomics data sets—update. Nucleic Acids Res. 2013;41(D):D991–D995.</w:t>
       </w:r>
     </w:p>
     <w:p>
@@ -1843,7 +2027,7 @@
         <w:rPr>
           <w:sz w:val="18"/>
         </w:rPr>
-        <w:t>Frontiers in Public Health. Association between season and pregnancy outcomes in fresh embryo transfer cycles: a systematic review and meta-analysis. Front Public Health. 2025;13:1660982.</w:t>
+        <w:t>Mardia KV, Jupp PE. Directional Statistics. Wiley; 2000.</w:t>
       </w:r>
     </w:p>
     <w:p>
@@ -1861,7 +2045,7 @@
         <w:rPr>
           <w:sz w:val="18"/>
         </w:rPr>
-        <w:t>Kulgarova et al. Osmolar modulation drives reversible cell cycle exit and human pluripotent cell differentiation via NF-kB and WNT signaling. Stem Cells. 2024;42(2):152–167.</w:t>
+        <w:t>Karagiannis P, Takahashi K, Saito M, et al. Induced pluripotent stem cells and their use in human models of disease and development. Physiol Rev. 2019;99(1):79–114.</w:t>
       </w:r>
     </w:p>
     <w:sectPr>

--- a/stem_cell_seasonality/output/CellStemCell_Perspective_InvisibleVariables.docx
+++ b/stem_cell_seasonality/output/CellStemCell_Perspective_InvisibleVariables.docx
@@ -1703,7 +1703,7 @@
         <w:rPr>
           <w:sz w:val="18"/>
         </w:rPr>
-        <w:t>Worrilow KC, Huynh HT, Gwozdziewicz JB, et al. Volatile organic compounds and good laboratory practices in the IVF laboratory: the important parameters for successful outcome in extended culture. J IVF Reprod Med Genet. 2017;5:182.</w:t>
+        <w:t>Agarwal N, Chattopadhyay R, Ghosh S, et al. Volatile organic compounds and good laboratory practices in the in vitro fertilization laboratory: the important parameters for successful outcome in extended culture. J Assist Reprod Genet. 2017;34(8):999–1006.</w:t>
       </w:r>
     </w:p>
     <w:p>
@@ -1919,7 +1919,7 @@
         <w:rPr>
           <w:sz w:val="18"/>
         </w:rPr>
-        <w:t>Leathersich SJ, Hart RJ, Wijs LA, et al. Season at the time of oocyte collection and frozen embryo transfer outcomes. Hum Reprod. 2023;38(9):1761–1770.</w:t>
+        <w:t>Leathersich SJ, Hart RJ, Wijs LA, et al. Season at the time of oocyte collection and frozen embryo transfer outcomes. Hum Reprod. 2023;38(9):1714–1722.</w:t>
       </w:r>
     </w:p>
     <w:p>
